--- a/templates/Akt_11_Template.docx
+++ b/templates/Akt_11_Template.docx
@@ -217,7 +217,7 @@
           <w:sz w:val="24"/>
           <w:szCs w:val="24"/>
         </w:rPr>
-        <w:t>{{Консултант_Фирма}}, ЕИК {{Консултант_ЕИК}}, {{Консултант_Адрес}}, притежаващо Удостоверение {{Консултант_Удостоверение}}, с управител инж. {{Консултант_Управител}}</w:t>
+        <w:t>{{Консултант_Фирма}}, ЕИК {{Консултант_ЕИК}}, {{Консултант_Адрес}}, притежаващо Удостоверение {{Консултант_Удостоверение}}, с управител {{Консултант_Управител}}</w:t>
       </w:r>
     </w:p>
     <w:p>
@@ -450,7 +450,7 @@
           <w:sz w:val="24"/>
           <w:szCs w:val="24"/>
         </w:rPr>
-        <w:t>инж. {{Консултант_Управител}} — Управител на {{Консултант_Фирма}}</w:t>
+        <w:t>{{Консултант_Управител}} — Управител на {{Консултант_Фирма}}</w:t>
       </w:r>
     </w:p>
     <w:p>
@@ -1074,7 +1074,7 @@
           <w:sz w:val="24"/>
           <w:szCs w:val="24"/>
         </w:rPr>
-        <w:t>(инж. {{Управител_1и3}})</w:t>
+        <w:t>({{Управител_1и3}})</w:t>
       </w:r>
     </w:p>
     <w:p>

--- a/templates/Akt_11_Template.docx
+++ b/templates/Akt_11_Template.docx
@@ -197,7 +197,9 @@
           <w:sz w:val="24"/>
           <w:szCs w:val="24"/>
         </w:rPr>
-        <w:t>Строителен надзор:</w:t>
+        <w:t>Консултант (строителен надзор):</w:t>
+        <w:tab/>
+        <w:t>{{Консултант_Фирма}}, ЕИК {{Консултант_ЕИК}}, {{Консултант_Адрес}}, притежаващо Удостоверение {{Консултант_Удостоверение}}, с управител {{Консултант_Управител}}</w:t>
       </w:r>
       <w:r>
         <w:rPr>
@@ -208,7 +210,6 @@
           <w:sz w:val="24"/>
           <w:szCs w:val="24"/>
         </w:rPr>
-        <w:tab/>
       </w:r>
       <w:r>
         <w:rPr>
@@ -217,7 +218,6 @@
           <w:sz w:val="24"/>
           <w:szCs w:val="24"/>
         </w:rPr>
-        <w:t>{{Консултант_Фирма}}, ЕИК {{Консултант_ЕИК}}, {{Консултант_Адрес}}, притежаващо Удостоверение {{Консултант_Удостоверение}}, с управител {{Консултант_Управител}}</w:t>
       </w:r>
     </w:p>
     <w:p>
@@ -1054,16 +1054,15 @@
           <w:sz w:val="24"/>
           <w:szCs w:val="24"/>
         </w:rPr>
-        <w:t xml:space="preserve">Строителен надзор:  </w:t>
-      </w:r>
-      <w:r>
-        <w:rPr>
-          <w:rFonts w:ascii="Garamond" w:eastAsia="Garamond" w:hAnsi="Garamond" w:cs="Garamond"/>
-          <w:color w:val="9CA3AF"/>
-          <w:sz w:val="24"/>
-          <w:szCs w:val="24"/>
-        </w:rPr>
-        <w:t xml:space="preserve">..............................   </w:t>
+        <w:t>Управител СН:  ..............................   ({{Управител_1и3}})</w:t>
+      </w:r>
+      <w:r>
+        <w:rPr>
+          <w:rFonts w:ascii="Garamond" w:eastAsia="Garamond" w:hAnsi="Garamond" w:cs="Garamond"/>
+          <w:color w:val="9CA3AF"/>
+          <w:sz w:val="24"/>
+          <w:szCs w:val="24"/>
+        </w:rPr>
       </w:r>
       <w:r>
         <w:rPr>
@@ -1074,7 +1073,6 @@
           <w:sz w:val="24"/>
           <w:szCs w:val="24"/>
         </w:rPr>
-        <w:t>({{Управител_1и3}})</w:t>
       </w:r>
     </w:p>
     <w:p>

--- a/templates/Akt_11_Template.docx
+++ b/templates/Akt_11_Template.docx
@@ -303,6 +303,78 @@
     </w:p>
     <w:p>
       <w:pPr>
+        <w:spacing w:before="40" w:after="40"/>
+      </w:pPr>
+      <w:r>
+        <w:rPr>
+          <w:rFonts w:ascii="Garamond" w:eastAsia="Garamond" w:hAnsi="Garamond" w:cs="Garamond"/>
+          <w:b/>
+          <w:bCs/>
+          <w:color w:val="2D3561"/>
+          <w:sz w:val="24"/>
+          <w:szCs w:val="24"/>
+        </w:rPr>
+        <w:t>Проектант:</w:t>
+        <w:tab/>
+        <w:t>{{Проектанти_Имена}}</w:t>
+      </w:r>
+      <w:r>
+        <w:rPr>
+          <w:rFonts w:ascii="Garamond" w:eastAsia="Garamond" w:hAnsi="Garamond" w:cs="Garamond"/>
+          <w:b/>
+          <w:bCs/>
+          <w:color w:val="2D3561"/>
+          <w:sz w:val="24"/>
+          <w:szCs w:val="24"/>
+        </w:rPr>
+      </w:r>
+      <w:r>
+        <w:rPr>
+          <w:rFonts w:ascii="Garamond" w:eastAsia="Garamond" w:hAnsi="Garamond" w:cs="Garamond"/>
+          <w:color w:val="6B7280"/>
+          <w:sz w:val="24"/>
+          <w:szCs w:val="24"/>
+        </w:rPr>
+      </w:r>
+    </w:p>
+    <w:p>
+      <w:pPr>
+        <w:spacing w:before="40" w:after="40"/>
+      </w:pPr>
+      <w:r>
+        <w:rPr>
+          <w:rFonts w:ascii="Garamond" w:eastAsia="Garamond" w:hAnsi="Garamond" w:cs="Garamond"/>
+          <w:b/>
+          <w:bCs/>
+          <w:color w:val="2D3561"/>
+          <w:sz w:val="24"/>
+          <w:szCs w:val="24"/>
+        </w:rPr>
+        <w:t>Технически контрол за част "Конструктивна":</w:t>
+        <w:tab/>
+        <w:t>___________________________________________</w:t>
+      </w:r>
+      <w:r>
+        <w:rPr>
+          <w:rFonts w:ascii="Garamond" w:eastAsia="Garamond" w:hAnsi="Garamond" w:cs="Garamond"/>
+          <w:b/>
+          <w:bCs/>
+          <w:color w:val="2D3561"/>
+          <w:sz w:val="24"/>
+          <w:szCs w:val="24"/>
+        </w:rPr>
+      </w:r>
+      <w:r>
+        <w:rPr>
+          <w:rFonts w:ascii="Garamond" w:eastAsia="Garamond" w:hAnsi="Garamond" w:cs="Garamond"/>
+          <w:color w:val="6B7280"/>
+          <w:sz w:val="24"/>
+          <w:szCs w:val="24"/>
+        </w:rPr>
+      </w:r>
+    </w:p>
+    <w:p>
+      <w:pPr>
         <w:pBdr>
           <w:bottom w:val="single" w:sz="2" w:space="2" w:color="E5E7EB"/>
         </w:pBdr>
@@ -341,7 +413,7 @@
           <w:sz w:val="24"/>
           <w:szCs w:val="24"/>
         </w:rPr>
-        <w:t>Строителя:</w:t>
+        <w:t>1. Строителя:</w:t>
       </w:r>
     </w:p>
     <w:p>
@@ -381,6 +453,29 @@
           <w:szCs w:val="24"/>
         </w:rPr>
         <w:t>ехнически ръководител: {{Строител_ТехРък}}</w:t>
+      </w:r>
+    </w:p>
+    <w:p>
+      <w:pPr>
+        <w:spacing w:before="60" w:after="60"/>
+        <w:jc w:val="both"/>
+      </w:pPr>
+      <w:r>
+        <w:rPr>
+          <w:rFonts w:ascii="Garamond" w:eastAsia="Garamond" w:hAnsi="Garamond" w:cs="Garamond"/>
+          <w:color w:val="1F2937"/>
+          <w:sz w:val="24"/>
+          <w:szCs w:val="24"/>
+        </w:rPr>
+        <w:t>(строителя — трите имена или фирмена регистрация)</w:t>
+      </w:r>
+      <w:r>
+        <w:rPr>
+          <w:rFonts w:ascii="Garamond" w:eastAsia="Garamond" w:hAnsi="Garamond" w:cs="Garamond"/>
+          <w:color w:val="1F2937"/>
+          <w:sz w:val="24"/>
+          <w:szCs w:val="24"/>
+        </w:rPr>
       </w:r>
     </w:p>
     <w:p/>
@@ -400,7 +495,7 @@
           <w:sz w:val="24"/>
           <w:szCs w:val="24"/>
         </w:rPr>
-        <w:t>Проектант:</w:t>
+        <w:t>2. Строителен надзор:</w:t>
       </w:r>
     </w:p>
     <w:p>
@@ -415,7 +510,37 @@
           <w:sz w:val="24"/>
           <w:szCs w:val="24"/>
         </w:rPr>
-        <w:t>{{Проектанти_Списък}}</w:t>
+        <w:t>{{Консултант_Управител}} — Управител на {{Консултант_Фирма}}</w:t>
+      </w:r>
+    </w:p>
+    <w:p>
+      <w:pPr>
+        <w:spacing w:before="60" w:after="60"/>
+        <w:jc w:val="both"/>
+      </w:pPr>
+      <w:r>
+        <w:rPr>
+          <w:rFonts w:ascii="Garamond" w:eastAsia="Garamond" w:hAnsi="Garamond" w:cs="Garamond"/>
+          <w:color w:val="1F2937"/>
+          <w:sz w:val="24"/>
+          <w:szCs w:val="24"/>
+        </w:rPr>
+        <w:t>{{Консултанти_Списък}}</w:t>
+      </w:r>
+    </w:p>
+    <w:p>
+      <w:pPr>
+        <w:spacing w:before="60" w:after="60"/>
+        <w:jc w:val="both"/>
+      </w:pPr>
+      <w:r>
+        <w:rPr>
+          <w:rFonts w:ascii="Garamond" w:eastAsia="Garamond" w:hAnsi="Garamond" w:cs="Garamond"/>
+          <w:color w:val="1F2937"/>
+          <w:sz w:val="24"/>
+          <w:szCs w:val="24"/>
+        </w:rPr>
+        <w:t>(лицето, упражняващо строителен надзор, и технически правоспособните физически лица по съответните части за изпълненото строителство)</w:t>
       </w:r>
     </w:p>
     <w:p/>
@@ -435,7 +560,7 @@
           <w:sz w:val="24"/>
           <w:szCs w:val="24"/>
         </w:rPr>
-        <w:t>Строителен надзор:</w:t>
+        <w:t>3. Проектантите по съответните части:</w:t>
       </w:r>
     </w:p>
     <w:p>
@@ -450,7 +575,7 @@
           <w:sz w:val="24"/>
           <w:szCs w:val="24"/>
         </w:rPr>
-        <w:t>{{Консултант_Управител}} — Управител на {{Консултант_Фирма}}</w:t>
+        <w:t>{{Проектанти_Списък}}</w:t>
       </w:r>
     </w:p>
     <w:p>
@@ -465,7 +590,7 @@
           <w:sz w:val="24"/>
           <w:szCs w:val="24"/>
         </w:rPr>
-        <w:t>{{Консултанти_Списък}}</w:t>
+        <w:t>(проектантите по съответните части за изпълненото строителство — трите имена по документ за самоличност и длъжност)</w:t>
       </w:r>
     </w:p>
     <w:p/>
@@ -485,7 +610,7 @@
           <w:sz w:val="24"/>
           <w:szCs w:val="24"/>
         </w:rPr>
-        <w:t>Възложителя:</w:t>
+        <w:t>4. Технически контрол за част "Конструктивна":</w:t>
       </w:r>
     </w:p>
     <w:p>
@@ -500,9 +625,83 @@
           <w:sz w:val="24"/>
           <w:szCs w:val="24"/>
         </w:rPr>
+        <w:t>___________________________________________</w:t>
+      </w:r>
+    </w:p>
+    <w:p>
+      <w:pPr>
+        <w:spacing w:before="60" w:after="60"/>
+        <w:jc w:val="both"/>
+      </w:pPr>
+      <w:r>
+        <w:rPr>
+          <w:rFonts w:ascii="Garamond" w:eastAsia="Garamond" w:hAnsi="Garamond" w:cs="Garamond"/>
+          <w:color w:val="1F2937"/>
+          <w:sz w:val="24"/>
+          <w:szCs w:val="24"/>
+        </w:rPr>
+        <w:t>(технически контрол за част "Конструктивна" — трите имена и ЕГН)</w:t>
+      </w:r>
+    </w:p>
+    <w:p>
+      <w:pPr>
+        <w:spacing w:before="60" w:after="60"/>
+        <w:jc w:val="both"/>
+      </w:pPr>
+      <w:r>
+        <w:rPr>
+          <w:rFonts w:ascii="Garamond" w:eastAsia="Garamond" w:hAnsi="Garamond" w:cs="Garamond"/>
+          <w:color w:val="1F2937"/>
+          <w:sz w:val="24"/>
+          <w:szCs w:val="24"/>
+        </w:rPr>
+      </w:r>
+    </w:p>
+    <w:p>
+      <w:pPr>
+        <w:spacing w:before="60" w:after="60"/>
+        <w:jc w:val="both"/>
+      </w:pPr>
+      <w:r>
+        <w:rPr>
+          <w:rFonts w:ascii="Garamond" w:eastAsia="Garamond" w:hAnsi="Garamond" w:cs="Garamond"/>
+          <w:color w:val="1F2937"/>
+          <w:sz w:val="24"/>
+          <w:szCs w:val="24"/>
+        </w:rPr>
+        <w:t>5. Възложителя:</w:t>
+      </w:r>
+    </w:p>
+    <w:p>
+      <w:pPr>
+        <w:spacing w:before="60" w:after="60"/>
+        <w:jc w:val="both"/>
+      </w:pPr>
+      <w:r>
+        <w:rPr>
+          <w:rFonts w:ascii="Garamond" w:eastAsia="Garamond" w:hAnsi="Garamond" w:cs="Garamond"/>
+          <w:color w:val="1F2937"/>
+          <w:sz w:val="24"/>
+          <w:szCs w:val="24"/>
+        </w:rPr>
         <w:t>{{Възложител_Блок}}</w:t>
       </w:r>
     </w:p>
+    <w:p>
+      <w:pPr>
+        <w:spacing w:before="60" w:after="60"/>
+        <w:jc w:val="both"/>
+      </w:pPr>
+      <w:r>
+        <w:rPr>
+          <w:rFonts w:ascii="Garamond" w:eastAsia="Garamond" w:hAnsi="Garamond" w:cs="Garamond"/>
+          <w:color w:val="1F2937"/>
+          <w:sz w:val="24"/>
+          <w:szCs w:val="24"/>
+        </w:rPr>
+        <w:t>(възложител — трите имена и ЕГН или фирмена регистрация)</w:t>
+      </w:r>
+    </w:p>
     <w:p/>
     <w:p>
       <w:pPr>
@@ -516,7 +715,52 @@
           <w:sz w:val="24"/>
           <w:szCs w:val="24"/>
         </w:rPr>
-        <w:t>съставихме този акт, с който установихме, че на ...................................... г. състоянието на строежа е:</w:t>
+        <w:t>във връзка с ............................................................................................................</w:t>
+      </w:r>
+    </w:p>
+    <w:p>
+      <w:pPr>
+        <w:spacing w:before="60" w:after="60"/>
+        <w:jc w:val="both"/>
+      </w:pPr>
+      <w:r>
+        <w:rPr>
+          <w:rFonts w:ascii="Garamond" w:eastAsia="Garamond" w:hAnsi="Garamond" w:cs="Garamond"/>
+          <w:color w:val="1F2937"/>
+          <w:sz w:val="24"/>
+          <w:szCs w:val="24"/>
+        </w:rPr>
+        <w:t>(посочва се основанието за продължаване на замразен строеж или смяна на строителя)</w:t>
+      </w:r>
+    </w:p>
+    <w:p>
+      <w:pPr>
+        <w:spacing w:before="60" w:after="60"/>
+        <w:jc w:val="both"/>
+      </w:pPr>
+      <w:r>
+        <w:rPr>
+          <w:rFonts w:ascii="Garamond" w:eastAsia="Garamond" w:hAnsi="Garamond" w:cs="Garamond"/>
+          <w:color w:val="1F2937"/>
+          <w:sz w:val="24"/>
+          <w:szCs w:val="24"/>
+        </w:rPr>
+        <w:t>съставихме този акт, с който установихме, че на ........................ г.</w:t>
+      </w:r>
+    </w:p>
+    <w:p>
+      <w:pPr>
+        <w:spacing w:before="60" w:after="60"/>
+        <w:jc w:val="both"/>
+      </w:pPr>
+      <w:r>
+        <w:rPr>
+          <w:rFonts w:ascii="Garamond" w:eastAsia="Garamond" w:hAnsi="Garamond" w:cs="Garamond"/>
+          <w:color w:val="1F2937"/>
+          <w:sz w:val="24"/>
+          <w:szCs w:val="24"/>
+        </w:rPr>
+        <w:t>състоянието на строежа, етапа или частта от него е следното:</w:t>
       </w:r>
     </w:p>
     <w:p/>
@@ -531,16 +775,15 @@
           <w:sz w:val="24"/>
           <w:szCs w:val="24"/>
         </w:rPr>
-        <w:t xml:space="preserve">Изпълнени СМР по одобрен проект: </w:t>
-      </w:r>
-      <w:r>
-        <w:rPr>
-          <w:rFonts w:ascii="Garamond" w:eastAsia="Garamond" w:hAnsi="Garamond" w:cs="Garamond"/>
-          <w:color w:val="9CA3AF"/>
-          <w:sz w:val="24"/>
-          <w:szCs w:val="24"/>
-        </w:rPr>
-        <w:t>.................................................................................................</w:t>
+        <w:t>1. Изпълнени строителни и монтажни работи: ............................................................................................................</w:t>
+      </w:r>
+      <w:r>
+        <w:rPr>
+          <w:rFonts w:ascii="Garamond" w:eastAsia="Garamond" w:hAnsi="Garamond" w:cs="Garamond"/>
+          <w:color w:val="9CA3AF"/>
+          <w:sz w:val="24"/>
+          <w:szCs w:val="24"/>
+        </w:rPr>
       </w:r>
     </w:p>
     <w:p>
@@ -592,16 +835,15 @@
           <w:sz w:val="24"/>
           <w:szCs w:val="24"/>
         </w:rPr>
-        <w:t xml:space="preserve">Изпълнени СМР в отклонение от одобрен проект: </w:t>
-      </w:r>
-      <w:r>
-        <w:rPr>
-          <w:rFonts w:ascii="Garamond" w:eastAsia="Garamond" w:hAnsi="Garamond" w:cs="Garamond"/>
-          <w:color w:val="9CA3AF"/>
-          <w:sz w:val="24"/>
-          <w:szCs w:val="24"/>
-        </w:rPr>
-        <w:t>.................................................................................................</w:t>
+        <w:t>2. Изпълнени строителни и монтажни работи в отклонение от одобрен проект: ............................................................................................................</w:t>
+      </w:r>
+      <w:r>
+        <w:rPr>
+          <w:rFonts w:ascii="Garamond" w:eastAsia="Garamond" w:hAnsi="Garamond" w:cs="Garamond"/>
+          <w:color w:val="9CA3AF"/>
+          <w:sz w:val="24"/>
+          <w:szCs w:val="24"/>
+        </w:rPr>
       </w:r>
     </w:p>
     <w:p>
@@ -639,25 +881,23 @@
           <w:sz w:val="24"/>
           <w:szCs w:val="24"/>
         </w:rPr>
-        <w:t xml:space="preserve">Доставени материали, неупотребени в строежа: </w:t>
-      </w:r>
-      <w:r>
-        <w:rPr>
-          <w:rFonts w:ascii="Garamond" w:eastAsia="Garamond" w:hAnsi="Garamond" w:cs="Garamond"/>
-          <w:color w:val="9CA3AF"/>
-          <w:sz w:val="24"/>
-          <w:szCs w:val="24"/>
-        </w:rPr>
-        <w:t>..............................................................................................</w:t>
-      </w:r>
-      <w:r>
-        <w:rPr>
-          <w:rFonts w:ascii="Garamond" w:eastAsia="Garamond" w:hAnsi="Garamond" w:cs="Garamond"/>
-          <w:color w:val="9CA3AF"/>
-          <w:sz w:val="24"/>
-          <w:szCs w:val="24"/>
-        </w:rPr>
-        <w:t>...</w:t>
+        <w:t>3. Налични материали, инвентар, съоръжения и др.: ............................................................................................................</w:t>
+      </w:r>
+      <w:r>
+        <w:rPr>
+          <w:rFonts w:ascii="Garamond" w:eastAsia="Garamond" w:hAnsi="Garamond" w:cs="Garamond"/>
+          <w:color w:val="9CA3AF"/>
+          <w:sz w:val="24"/>
+          <w:szCs w:val="24"/>
+        </w:rPr>
+      </w:r>
+      <w:r>
+        <w:rPr>
+          <w:rFonts w:ascii="Garamond" w:eastAsia="Garamond" w:hAnsi="Garamond" w:cs="Garamond"/>
+          <w:color w:val="9CA3AF"/>
+          <w:sz w:val="24"/>
+          <w:szCs w:val="24"/>
+        </w:rPr>
       </w:r>
     </w:p>
     <w:p>
@@ -686,25 +926,23 @@
           <w:sz w:val="24"/>
           <w:szCs w:val="24"/>
         </w:rPr>
-        <w:t xml:space="preserve">Необходими работи за осигуряване здравината и консервирането: </w:t>
-      </w:r>
-      <w:r>
-        <w:rPr>
-          <w:rFonts w:ascii="Garamond" w:eastAsia="Garamond" w:hAnsi="Garamond" w:cs="Garamond"/>
-          <w:color w:val="9CA3AF"/>
-          <w:sz w:val="24"/>
-          <w:szCs w:val="24"/>
-        </w:rPr>
-        <w:t>............................</w:t>
-      </w:r>
-      <w:r>
-        <w:rPr>
-          <w:rFonts w:ascii="Garamond" w:eastAsia="Garamond" w:hAnsi="Garamond" w:cs="Garamond"/>
-          <w:color w:val="9CA3AF"/>
-          <w:sz w:val="24"/>
-          <w:szCs w:val="24"/>
-        </w:rPr>
-        <w:t>.....................................................................</w:t>
+        <w:t>4. Извършени работи, които подлежат на събаряне и/или ремонт: ............................................................................................................</w:t>
+      </w:r>
+      <w:r>
+        <w:rPr>
+          <w:rFonts w:ascii="Garamond" w:eastAsia="Garamond" w:hAnsi="Garamond" w:cs="Garamond"/>
+          <w:color w:val="9CA3AF"/>
+          <w:sz w:val="24"/>
+          <w:szCs w:val="24"/>
+        </w:rPr>
+      </w:r>
+      <w:r>
+        <w:rPr>
+          <w:rFonts w:ascii="Garamond" w:eastAsia="Garamond" w:hAnsi="Garamond" w:cs="Garamond"/>
+          <w:color w:val="9CA3AF"/>
+          <w:sz w:val="24"/>
+          <w:szCs w:val="24"/>
+        </w:rPr>
       </w:r>
     </w:p>
     <w:p>
@@ -733,25 +971,23 @@
           <w:sz w:val="24"/>
           <w:szCs w:val="24"/>
         </w:rPr>
-        <w:t xml:space="preserve">Необходими допълнителни </w:t>
-      </w:r>
-      <w:r>
-        <w:rPr>
-          <w:rFonts w:ascii="Garamond" w:eastAsia="Garamond" w:hAnsi="Garamond" w:cs="Garamond"/>
-          <w:color w:val="2D3561"/>
-          <w:sz w:val="24"/>
-          <w:szCs w:val="24"/>
-        </w:rPr>
-        <w:t xml:space="preserve">проекти, експертизи: </w:t>
-      </w:r>
-      <w:r>
-        <w:rPr>
-          <w:rFonts w:ascii="Garamond" w:eastAsia="Garamond" w:hAnsi="Garamond" w:cs="Garamond"/>
-          <w:color w:val="9CA3AF"/>
-          <w:sz w:val="24"/>
-          <w:szCs w:val="24"/>
-        </w:rPr>
-        <w:t>.................................................................................................</w:t>
+        <w:t>5. Необходими допълнителни проекти и срокове за представянето им: ............................................................................................................</w:t>
+      </w:r>
+      <w:r>
+        <w:rPr>
+          <w:rFonts w:ascii="Garamond" w:eastAsia="Garamond" w:hAnsi="Garamond" w:cs="Garamond"/>
+          <w:color w:val="2D3561"/>
+          <w:sz w:val="24"/>
+          <w:szCs w:val="24"/>
+        </w:rPr>
+      </w:r>
+      <w:r>
+        <w:rPr>
+          <w:rFonts w:ascii="Garamond" w:eastAsia="Garamond" w:hAnsi="Garamond" w:cs="Garamond"/>
+          <w:color w:val="9CA3AF"/>
+          <w:sz w:val="24"/>
+          <w:szCs w:val="24"/>
+        </w:rPr>
       </w:r>
     </w:p>
     <w:p>
@@ -789,16 +1025,15 @@
           <w:sz w:val="24"/>
           <w:szCs w:val="24"/>
         </w:rPr>
-        <w:t xml:space="preserve">Необходими допълнителни материали и съоръжения: </w:t>
-      </w:r>
-      <w:r>
-        <w:rPr>
-          <w:rFonts w:ascii="Garamond" w:eastAsia="Garamond" w:hAnsi="Garamond" w:cs="Garamond"/>
-          <w:color w:val="9CA3AF"/>
-          <w:sz w:val="24"/>
-          <w:szCs w:val="24"/>
-        </w:rPr>
-        <w:t>.................................................................................................</w:t>
+        <w:t>6. Други констатации и изисквания за възобновяване или продължаване на строителството: ............................................................................................................</w:t>
+      </w:r>
+      <w:r>
+        <w:rPr>
+          <w:rFonts w:ascii="Garamond" w:eastAsia="Garamond" w:hAnsi="Garamond" w:cs="Garamond"/>
+          <w:color w:val="9CA3AF"/>
+          <w:sz w:val="24"/>
+          <w:szCs w:val="24"/>
+        </w:rPr>
       </w:r>
     </w:p>
     <w:p>
@@ -827,25 +1062,23 @@
           <w:sz w:val="24"/>
           <w:szCs w:val="24"/>
         </w:rPr>
-        <w:t xml:space="preserve">Необходими промени в доставката на машини и съоръжения: </w:t>
-      </w:r>
-      <w:r>
-        <w:rPr>
-          <w:rFonts w:ascii="Garamond" w:eastAsia="Garamond" w:hAnsi="Garamond" w:cs="Garamond"/>
-          <w:color w:val="9CA3AF"/>
-          <w:sz w:val="24"/>
-          <w:szCs w:val="24"/>
-        </w:rPr>
-        <w:t>......................................</w:t>
-      </w:r>
-      <w:r>
-        <w:rPr>
-          <w:rFonts w:ascii="Garamond" w:eastAsia="Garamond" w:hAnsi="Garamond" w:cs="Garamond"/>
-          <w:color w:val="9CA3AF"/>
-          <w:sz w:val="24"/>
-          <w:szCs w:val="24"/>
-        </w:rPr>
-        <w:t>...........................................................</w:t>
+        <w:t>............................................................................................................</w:t>
+      </w:r>
+      <w:r>
+        <w:rPr>
+          <w:rFonts w:ascii="Garamond" w:eastAsia="Garamond" w:hAnsi="Garamond" w:cs="Garamond"/>
+          <w:color w:val="9CA3AF"/>
+          <w:sz w:val="24"/>
+          <w:szCs w:val="24"/>
+        </w:rPr>
+      </w:r>
+      <w:r>
+        <w:rPr>
+          <w:rFonts w:ascii="Garamond" w:eastAsia="Garamond" w:hAnsi="Garamond" w:cs="Garamond"/>
+          <w:color w:val="9CA3AF"/>
+          <w:sz w:val="24"/>
+          <w:szCs w:val="24"/>
+        </w:rPr>
       </w:r>
     </w:p>
     <w:p>
@@ -874,25 +1107,22 @@
           <w:sz w:val="24"/>
           <w:szCs w:val="24"/>
         </w:rPr>
-        <w:t>Други изисквания и мерки при продъ</w:t>
-      </w:r>
-      <w:r>
-        <w:rPr>
-          <w:rFonts w:ascii="Garamond" w:eastAsia="Garamond" w:hAnsi="Garamond" w:cs="Garamond"/>
-          <w:color w:val="2D3561"/>
-          <w:sz w:val="24"/>
-          <w:szCs w:val="24"/>
-        </w:rPr>
-        <w:t xml:space="preserve">лжаване на строителството: </w:t>
-      </w:r>
-      <w:r>
-        <w:rPr>
-          <w:rFonts w:ascii="Garamond" w:eastAsia="Garamond" w:hAnsi="Garamond" w:cs="Garamond"/>
-          <w:color w:val="9CA3AF"/>
-          <w:sz w:val="24"/>
-          <w:szCs w:val="24"/>
-        </w:rPr>
-        <w:t>.................................................................................................</w:t>
+      </w:r>
+      <w:r>
+        <w:rPr>
+          <w:rFonts w:ascii="Garamond" w:eastAsia="Garamond" w:hAnsi="Garamond" w:cs="Garamond"/>
+          <w:color w:val="2D3561"/>
+          <w:sz w:val="24"/>
+          <w:szCs w:val="24"/>
+        </w:rPr>
+      </w:r>
+      <w:r>
+        <w:rPr>
+          <w:rFonts w:ascii="Garamond" w:eastAsia="Garamond" w:hAnsi="Garamond" w:cs="Garamond"/>
+          <w:color w:val="9CA3AF"/>
+          <w:sz w:val="24"/>
+          <w:szCs w:val="24"/>
+        </w:rPr>
       </w:r>
     </w:p>
     <w:p>
@@ -906,16 +1136,14 @@
           <w:sz w:val="24"/>
           <w:szCs w:val="24"/>
         </w:rPr>
-        <w:t>...................................................................................................................................</w:t>
-      </w:r>
-      <w:r>
-        <w:rPr>
-          <w:rFonts w:ascii="Garamond" w:eastAsia="Garamond" w:hAnsi="Garamond" w:cs="Garamond"/>
-          <w:color w:val="9CA3AF"/>
-          <w:sz w:val="24"/>
-          <w:szCs w:val="24"/>
-        </w:rPr>
-        <w:t>.............................</w:t>
+      </w:r>
+      <w:r>
+        <w:rPr>
+          <w:rFonts w:ascii="Garamond" w:eastAsia="Garamond" w:hAnsi="Garamond" w:cs="Garamond"/>
+          <w:color w:val="9CA3AF"/>
+          <w:sz w:val="24"/>
+          <w:szCs w:val="24"/>
+        </w:rPr>
       </w:r>
     </w:p>
     <w:p>
@@ -956,16 +1184,15 @@
           <w:sz w:val="24"/>
           <w:szCs w:val="24"/>
         </w:rPr>
-        <w:t xml:space="preserve">Строител:  </w:t>
-      </w:r>
-      <w:r>
-        <w:rPr>
-          <w:rFonts w:ascii="Garamond" w:eastAsia="Garamond" w:hAnsi="Garamond" w:cs="Garamond"/>
-          <w:color w:val="9CA3AF"/>
-          <w:sz w:val="24"/>
-          <w:szCs w:val="24"/>
-        </w:rPr>
-        <w:t xml:space="preserve">..............................   </w:t>
+        <w:t>1. Строител:  ..............................   ({{Строител_Управител_1и3}})</w:t>
+      </w:r>
+      <w:r>
+        <w:rPr>
+          <w:rFonts w:ascii="Garamond" w:eastAsia="Garamond" w:hAnsi="Garamond" w:cs="Garamond"/>
+          <w:color w:val="9CA3AF"/>
+          <w:sz w:val="24"/>
+          <w:szCs w:val="24"/>
+        </w:rPr>
       </w:r>
       <w:r>
         <w:rPr>
@@ -976,7 +1203,6 @@
           <w:sz w:val="24"/>
           <w:szCs w:val="24"/>
         </w:rPr>
-        <w:t>({{Строител_Управител_1и3}})</w:t>
       </w:r>
     </w:p>
     <w:p>
@@ -990,16 +1216,15 @@
           <w:sz w:val="24"/>
           <w:szCs w:val="24"/>
         </w:rPr>
-        <w:t xml:space="preserve">Техн. ръководител:  </w:t>
-      </w:r>
-      <w:r>
-        <w:rPr>
-          <w:rFonts w:ascii="Garamond" w:eastAsia="Garamond" w:hAnsi="Garamond" w:cs="Garamond"/>
-          <w:color w:val="9CA3AF"/>
-          <w:sz w:val="24"/>
-          <w:szCs w:val="24"/>
-        </w:rPr>
-        <w:t xml:space="preserve">..............................   </w:t>
+        <w:t xml:space="preserve">   Техн. ръководител:  ..............................   ({{ТехРък_1и3}})</w:t>
+      </w:r>
+      <w:r>
+        <w:rPr>
+          <w:rFonts w:ascii="Garamond" w:eastAsia="Garamond" w:hAnsi="Garamond" w:cs="Garamond"/>
+          <w:color w:val="9CA3AF"/>
+          <w:sz w:val="24"/>
+          <w:szCs w:val="24"/>
+        </w:rPr>
       </w:r>
       <w:r>
         <w:rPr>
@@ -1010,7 +1235,6 @@
           <w:sz w:val="24"/>
           <w:szCs w:val="24"/>
         </w:rPr>
-        <w:t>({{ТехРък_1и3}})</w:t>
       </w:r>
     </w:p>
     <w:p>
@@ -1025,7 +1249,7 @@
           <w:sz w:val="24"/>
           <w:szCs w:val="24"/>
         </w:rPr>
-        <w:t>Проектанти:</w:t>
+        <w:t>2. Управител СН:  ..............................   ({{Управител_1и3}})</w:t>
       </w:r>
     </w:p>
     <w:p>
@@ -1040,7 +1264,7 @@
           <w:sz w:val="24"/>
           <w:szCs w:val="24"/>
         </w:rPr>
-        <w:t>{{Проектанти_Подписи}}</w:t>
+        <w:t>{{Консултанти_Подписи}}</w:t>
       </w:r>
     </w:p>
     <w:p>
@@ -1054,7 +1278,7 @@
           <w:sz w:val="24"/>
           <w:szCs w:val="24"/>
         </w:rPr>
-        <w:t>Управител СН:  ..............................   ({{Управител_1и3}})</w:t>
+        <w:t>3. Проектанти:</w:t>
       </w:r>
       <w:r>
         <w:rPr>
@@ -1086,16 +1310,15 @@
           <w:sz w:val="24"/>
           <w:szCs w:val="24"/>
         </w:rPr>
-        <w:t xml:space="preserve">Възложител:  </w:t>
-      </w:r>
-      <w:r>
-        <w:rPr>
-          <w:rFonts w:ascii="Garamond" w:eastAsia="Garamond" w:hAnsi="Garamond" w:cs="Garamond"/>
-          <w:color w:val="9CA3AF"/>
-          <w:sz w:val="24"/>
-          <w:szCs w:val="24"/>
-        </w:rPr>
-        <w:t xml:space="preserve">..............................   </w:t>
+        <w:t>{{Проектанти_Подписи}}</w:t>
+      </w:r>
+      <w:r>
+        <w:rPr>
+          <w:rFonts w:ascii="Garamond" w:eastAsia="Garamond" w:hAnsi="Garamond" w:cs="Garamond"/>
+          <w:color w:val="9CA3AF"/>
+          <w:sz w:val="24"/>
+          <w:szCs w:val="24"/>
+        </w:rPr>
       </w:r>
       <w:r>
         <w:rPr>
@@ -1106,7 +1329,197 @@
           <w:sz w:val="24"/>
           <w:szCs w:val="24"/>
         </w:rPr>
-        <w:t>({{Възложител_1и3}})</w:t>
+      </w:r>
+    </w:p>
+    <w:p>
+      <w:pPr>
+        <w:spacing w:before="100" w:after="60"/>
+      </w:pPr>
+      <w:r>
+        <w:rPr>
+          <w:rFonts w:ascii="Garamond" w:eastAsia="Garamond" w:hAnsi="Garamond" w:cs="Garamond"/>
+          <w:color w:val="2D3561"/>
+          <w:sz w:val="24"/>
+          <w:szCs w:val="24"/>
+        </w:rPr>
+        <w:t>4. Технически контрол "Конструктивна":  ..............................   (___________________________________________)</w:t>
+      </w:r>
+      <w:r>
+        <w:rPr>
+          <w:rFonts w:ascii="Garamond" w:eastAsia="Garamond" w:hAnsi="Garamond" w:cs="Garamond"/>
+          <w:color w:val="9CA3AF"/>
+          <w:sz w:val="24"/>
+          <w:szCs w:val="24"/>
+        </w:rPr>
+      </w:r>
+      <w:r>
+        <w:rPr>
+          <w:rFonts w:ascii="Garamond" w:eastAsia="Garamond" w:hAnsi="Garamond" w:cs="Garamond"/>
+          <w:i/>
+          <w:iCs/>
+          <w:color w:val="6B7280"/>
+          <w:sz w:val="24"/>
+          <w:szCs w:val="24"/>
+        </w:rPr>
+      </w:r>
+    </w:p>
+    <w:p>
+      <w:pPr>
+        <w:spacing w:before="100" w:after="60"/>
+      </w:pPr>
+      <w:r>
+        <w:rPr>
+          <w:rFonts w:ascii="Garamond" w:eastAsia="Garamond" w:hAnsi="Garamond" w:cs="Garamond"/>
+          <w:color w:val="2D3561"/>
+          <w:sz w:val="24"/>
+          <w:szCs w:val="24"/>
+        </w:rPr>
+        <w:t>5. Възложител:</w:t>
+      </w:r>
+      <w:r>
+        <w:rPr>
+          <w:rFonts w:ascii="Garamond" w:eastAsia="Garamond" w:hAnsi="Garamond" w:cs="Garamond"/>
+          <w:color w:val="9CA3AF"/>
+          <w:sz w:val="24"/>
+          <w:szCs w:val="24"/>
+        </w:rPr>
+      </w:r>
+      <w:r>
+        <w:rPr>
+          <w:rFonts w:ascii="Garamond" w:eastAsia="Garamond" w:hAnsi="Garamond" w:cs="Garamond"/>
+          <w:i/>
+          <w:iCs/>
+          <w:color w:val="6B7280"/>
+          <w:sz w:val="24"/>
+          <w:szCs w:val="24"/>
+        </w:rPr>
+      </w:r>
+    </w:p>
+    <w:p>
+      <w:pPr>
+        <w:spacing w:before="100" w:after="60"/>
+      </w:pPr>
+      <w:r>
+        <w:rPr>
+          <w:rFonts w:ascii="Garamond" w:eastAsia="Garamond" w:hAnsi="Garamond" w:cs="Garamond"/>
+          <w:color w:val="2D3561"/>
+          <w:sz w:val="24"/>
+          <w:szCs w:val="24"/>
+        </w:rPr>
+        <w:t>{{Възложители_Подписни_Редове}}</w:t>
+      </w:r>
+      <w:r>
+        <w:rPr>
+          <w:rFonts w:ascii="Garamond" w:eastAsia="Garamond" w:hAnsi="Garamond" w:cs="Garamond"/>
+          <w:color w:val="9CA3AF"/>
+          <w:sz w:val="24"/>
+          <w:szCs w:val="24"/>
+        </w:rPr>
+      </w:r>
+      <w:r>
+        <w:rPr>
+          <w:rFonts w:ascii="Garamond" w:eastAsia="Garamond" w:hAnsi="Garamond" w:cs="Garamond"/>
+          <w:i/>
+          <w:iCs/>
+          <w:color w:val="6B7280"/>
+          <w:sz w:val="24"/>
+          <w:szCs w:val="24"/>
+        </w:rPr>
+      </w:r>
+    </w:p>
+    <w:p>
+      <w:pPr>
+        <w:spacing w:before="100" w:after="60"/>
+      </w:pPr>
+      <w:r>
+        <w:rPr>
+          <w:rFonts w:ascii="Garamond" w:eastAsia="Garamond" w:hAnsi="Garamond" w:cs="Garamond"/>
+          <w:color w:val="2D3561"/>
+          <w:sz w:val="24"/>
+          <w:szCs w:val="24"/>
+        </w:rPr>
+      </w:r>
+      <w:r>
+        <w:rPr>
+          <w:rFonts w:ascii="Garamond" w:eastAsia="Garamond" w:hAnsi="Garamond" w:cs="Garamond"/>
+          <w:color w:val="9CA3AF"/>
+          <w:sz w:val="24"/>
+          <w:szCs w:val="24"/>
+        </w:rPr>
+      </w:r>
+      <w:r>
+        <w:rPr>
+          <w:rFonts w:ascii="Garamond" w:eastAsia="Garamond" w:hAnsi="Garamond" w:cs="Garamond"/>
+          <w:i/>
+          <w:iCs/>
+          <w:color w:val="6B7280"/>
+          <w:sz w:val="24"/>
+          <w:szCs w:val="24"/>
+        </w:rPr>
+      </w:r>
+    </w:p>
+    <w:p>
+      <w:pPr>
+        <w:spacing w:before="100" w:after="60"/>
+      </w:pPr>
+      <w:r>
+        <w:rPr>
+          <w:rFonts w:ascii="Garamond" w:eastAsia="Garamond" w:hAnsi="Garamond" w:cs="Garamond"/>
+          <w:color w:val="2D3561"/>
+          <w:sz w:val="24"/>
+          <w:szCs w:val="24"/>
+        </w:rPr>
+        <w:t>..............................................................</w:t>
+      </w:r>
+      <w:r>
+        <w:rPr>
+          <w:rFonts w:ascii="Garamond" w:eastAsia="Garamond" w:hAnsi="Garamond" w:cs="Garamond"/>
+          <w:color w:val="9CA3AF"/>
+          <w:sz w:val="24"/>
+          <w:szCs w:val="24"/>
+        </w:rPr>
+      </w:r>
+      <w:r>
+        <w:rPr>
+          <w:rFonts w:ascii="Garamond" w:eastAsia="Garamond" w:hAnsi="Garamond" w:cs="Garamond"/>
+          <w:i/>
+          <w:iCs/>
+          <w:color w:val="6B7280"/>
+          <w:sz w:val="24"/>
+          <w:szCs w:val="24"/>
+        </w:rPr>
+      </w:r>
+    </w:p>
+    <w:p>
+      <w:pPr>
+        <w:spacing w:before="100" w:after="60"/>
+      </w:pPr>
+      <w:r>
+        <w:rPr>
+          <w:rFonts w:ascii="Garamond" w:eastAsia="Garamond" w:hAnsi="Garamond" w:cs="Garamond"/>
+          <w:color w:val="2D3561"/>
+          <w:sz w:val="24"/>
+          <w:szCs w:val="24"/>
+        </w:rPr>
+        <w:t>(име и фамилия, подпис и печат)</w:t>
+      </w:r>
+      <w:r>
+        <w:rPr>
+          <w:rFonts w:ascii="Garamond" w:eastAsia="Garamond" w:hAnsi="Garamond" w:cs="Garamond"/>
+          <w:color w:val="9CA3AF"/>
+          <w:sz w:val="24"/>
+          <w:szCs w:val="24"/>
+        </w:rPr>
+      </w:r>
+      <w:r>
+        <w:rPr>
+          <w:rFonts w:ascii="Garamond" w:eastAsia="Garamond" w:hAnsi="Garamond" w:cs="Garamond"/>
+          <w:i/>
+          <w:iCs/>
+          <w:color w:val="6B7280"/>
+          <w:sz w:val="24"/>
+          <w:szCs w:val="24"/>
+        </w:rPr>
       </w:r>
     </w:p>
     <w:sectPr>

--- a/templates/Akt_11_Template.docx
+++ b/templates/Akt_11_Template.docx
@@ -16,7 +16,7 @@
           <w:sz w:val="18"/>
           <w:szCs w:val="18"/>
         </w:rPr>
-        <w:t>Приложение № 11  |  към чл. 7, ал. 3, т. 11</w:t>
+        <w:t>Приложение № 11 към чл. 7, ал. 3, т. 11</w:t>
       </w:r>
     </w:p>
     <w:p>
@@ -76,303 +76,577 @@
       <w:bookmarkStart w:id="0" w:name="_GoBack"/>
       <w:bookmarkEnd w:id="0"/>
     </w:p>
-    <w:p>
-      <w:pPr>
-        <w:spacing w:before="40" w:after="40"/>
-      </w:pPr>
-      <w:r>
-        <w:rPr>
-          <w:rFonts w:ascii="Garamond" w:eastAsia="Garamond" w:hAnsi="Garamond" w:cs="Garamond"/>
-          <w:b/>
-          <w:bCs/>
-          <w:color w:val="2D3561"/>
-          <w:sz w:val="24"/>
-          <w:szCs w:val="24"/>
-        </w:rPr>
-        <w:t>Строеж:</w:t>
-      </w:r>
-      <w:r>
-        <w:rPr>
-          <w:rFonts w:ascii="Garamond" w:eastAsia="Garamond" w:hAnsi="Garamond" w:cs="Garamond"/>
-          <w:b/>
-          <w:bCs/>
-          <w:color w:val="2D3561"/>
-          <w:sz w:val="24"/>
-          <w:szCs w:val="24"/>
-        </w:rPr>
-        <w:tab/>
-      </w:r>
-      <w:r>
-        <w:rPr>
-          <w:rFonts w:ascii="Garamond" w:eastAsia="Garamond" w:hAnsi="Garamond" w:cs="Garamond"/>
-          <w:color w:val="6B7280"/>
-          <w:sz w:val="24"/>
-          <w:szCs w:val="24"/>
-        </w:rPr>
-        <w:t>{{Строеж}}</w:t>
-      </w:r>
-    </w:p>
-    <w:p>
-      <w:pPr>
-        <w:spacing w:before="40" w:after="40"/>
-      </w:pPr>
-      <w:r>
-        <w:rPr>
-          <w:rFonts w:ascii="Garamond" w:eastAsia="Garamond" w:hAnsi="Garamond" w:cs="Garamond"/>
-          <w:b/>
-          <w:bCs/>
-          <w:color w:val="2D3561"/>
-          <w:sz w:val="24"/>
-          <w:szCs w:val="24"/>
-        </w:rPr>
-        <w:t>Местонахождение:</w:t>
-      </w:r>
-      <w:r>
-        <w:rPr>
-          <w:rFonts w:ascii="Garamond" w:eastAsia="Garamond" w:hAnsi="Garamond" w:cs="Garamond"/>
-          <w:b/>
-          <w:bCs/>
-          <w:color w:val="2D3561"/>
-          <w:sz w:val="24"/>
-          <w:szCs w:val="24"/>
-        </w:rPr>
-        <w:tab/>
-      </w:r>
-      <w:r>
-        <w:rPr>
-          <w:rFonts w:ascii="Garamond" w:eastAsia="Garamond" w:hAnsi="Garamond" w:cs="Garamond"/>
-          <w:color w:val="6B7280"/>
-          <w:sz w:val="24"/>
-          <w:szCs w:val="24"/>
-        </w:rPr>
-        <w:t>{{Адрес}}</w:t>
-      </w:r>
-    </w:p>
-    <w:p>
-      <w:pPr>
-        <w:spacing w:before="40" w:after="40"/>
-      </w:pPr>
-      <w:r>
-        <w:rPr>
-          <w:rFonts w:ascii="Garamond" w:eastAsia="Garamond" w:hAnsi="Garamond" w:cs="Garamond"/>
-          <w:b/>
-          <w:bCs/>
-          <w:color w:val="2D3561"/>
-          <w:sz w:val="24"/>
-          <w:szCs w:val="24"/>
-        </w:rPr>
-        <w:t>Възложител:</w:t>
-      </w:r>
-      <w:r>
-        <w:rPr>
-          <w:rFonts w:ascii="Garamond" w:eastAsia="Garamond" w:hAnsi="Garamond" w:cs="Garamond"/>
-          <w:b/>
-          <w:bCs/>
-          <w:color w:val="2D3561"/>
-          <w:sz w:val="24"/>
-          <w:szCs w:val="24"/>
-        </w:rPr>
-        <w:tab/>
-      </w:r>
-      <w:r>
-        <w:rPr>
-          <w:rFonts w:ascii="Garamond" w:eastAsia="Garamond" w:hAnsi="Garamond" w:cs="Garamond"/>
-          <w:color w:val="6B7280"/>
-          <w:sz w:val="24"/>
-          <w:szCs w:val="24"/>
-        </w:rPr>
-        <w:t>{{Възложител_Блок}}</w:t>
-      </w:r>
-    </w:p>
-    <w:p>
-      <w:pPr>
-        <w:spacing w:before="40" w:after="40"/>
-      </w:pPr>
-      <w:r>
-        <w:rPr>
-          <w:rFonts w:ascii="Garamond" w:eastAsia="Garamond" w:hAnsi="Garamond" w:cs="Garamond"/>
-          <w:b/>
-          <w:bCs/>
-          <w:color w:val="2D3561"/>
-          <w:sz w:val="24"/>
-          <w:szCs w:val="24"/>
-        </w:rPr>
-        <w:t>Консултант (строителен надзор):</w:t>
-        <w:tab/>
-        <w:t>{{Консултант_Фирма}}, ЕИК {{Консултант_ЕИК}}, {{Консултант_Адрес}}, притежаващо Удостоверение {{Консултант_Удостоверение}}, с управител {{Консултант_Управител}}</w:t>
-      </w:r>
-      <w:r>
-        <w:rPr>
-          <w:rFonts w:ascii="Garamond" w:eastAsia="Garamond" w:hAnsi="Garamond" w:cs="Garamond"/>
-          <w:b/>
-          <w:bCs/>
-          <w:color w:val="2D3561"/>
-          <w:sz w:val="24"/>
-          <w:szCs w:val="24"/>
-        </w:rPr>
-      </w:r>
-      <w:r>
-        <w:rPr>
-          <w:rFonts w:ascii="Garamond" w:eastAsia="Garamond" w:hAnsi="Garamond" w:cs="Garamond"/>
-          <w:color w:val="6B7280"/>
-          <w:sz w:val="24"/>
-          <w:szCs w:val="24"/>
-        </w:rPr>
-      </w:r>
-    </w:p>
-    <w:p>
-      <w:pPr>
-        <w:spacing w:before="40" w:after="40"/>
-      </w:pPr>
-      <w:r>
-        <w:rPr>
-          <w:rFonts w:ascii="Garamond" w:eastAsia="Garamond" w:hAnsi="Garamond" w:cs="Garamond"/>
-          <w:b/>
-          <w:bCs/>
-          <w:color w:val="2D3561"/>
-          <w:sz w:val="24"/>
-          <w:szCs w:val="24"/>
-        </w:rPr>
-        <w:t>Строител:</w:t>
-      </w:r>
-      <w:r>
-        <w:rPr>
-          <w:rFonts w:ascii="Garamond" w:eastAsia="Garamond" w:hAnsi="Garamond" w:cs="Garamond"/>
-          <w:b/>
-          <w:bCs/>
-          <w:color w:val="2D3561"/>
-          <w:sz w:val="24"/>
-          <w:szCs w:val="24"/>
-        </w:rPr>
-        <w:tab/>
-      </w:r>
-      <w:r>
-        <w:rPr>
-          <w:rFonts w:ascii="Garamond" w:eastAsia="Garamond" w:hAnsi="Garamond" w:cs="Garamond"/>
-          <w:color w:val="6B7280"/>
-          <w:sz w:val="24"/>
-          <w:szCs w:val="24"/>
-        </w:rPr>
-        <w:t>{{Строител_Фирма}},</w:t>
-      </w:r>
-      <w:r>
-        <w:rPr>
-          <w:rFonts w:ascii="Garamond" w:eastAsia="Garamond" w:hAnsi="Garamond" w:cs="Garamond"/>
-          <w:color w:val="6B7280"/>
-          <w:sz w:val="24"/>
-          <w:szCs w:val="24"/>
-        </w:rPr>
-        <w:t xml:space="preserve"> ЕИК {{Строител_ЕИК}}, представлявано от {{Строител_Управител}}</w:t>
-      </w:r>
-    </w:p>
-    <w:p>
-      <w:pPr>
-        <w:spacing w:before="40" w:after="40"/>
-      </w:pPr>
-      <w:r>
-        <w:rPr>
-          <w:rFonts w:ascii="Garamond" w:eastAsia="Garamond" w:hAnsi="Garamond" w:cs="Garamond"/>
-          <w:b/>
-          <w:bCs/>
-          <w:color w:val="2D3561"/>
-          <w:sz w:val="24"/>
-          <w:szCs w:val="24"/>
-        </w:rPr>
-        <w:t>Техн. ръководител:</w:t>
-      </w:r>
-      <w:r>
-        <w:rPr>
-          <w:rFonts w:ascii="Garamond" w:eastAsia="Garamond" w:hAnsi="Garamond" w:cs="Garamond"/>
-          <w:b/>
-          <w:bCs/>
-          <w:color w:val="2D3561"/>
-          <w:sz w:val="24"/>
-          <w:szCs w:val="24"/>
-        </w:rPr>
-        <w:tab/>
-      </w:r>
-      <w:r>
-        <w:rPr>
-          <w:rFonts w:ascii="Garamond" w:eastAsia="Garamond" w:hAnsi="Garamond" w:cs="Garamond"/>
-          <w:color w:val="6B7280"/>
-          <w:sz w:val="24"/>
-          <w:szCs w:val="24"/>
-        </w:rPr>
-        <w:t>{{Строител_ТехРък}}</w:t>
-      </w:r>
-    </w:p>
-    <w:p>
-      <w:pPr>
-        <w:spacing w:before="40" w:after="40"/>
-      </w:pPr>
-      <w:r>
-        <w:rPr>
-          <w:rFonts w:ascii="Garamond" w:eastAsia="Garamond" w:hAnsi="Garamond" w:cs="Garamond"/>
-          <w:b/>
-          <w:bCs/>
-          <w:color w:val="2D3561"/>
-          <w:sz w:val="24"/>
-          <w:szCs w:val="24"/>
-        </w:rPr>
-        <w:t>Проектант:</w:t>
-        <w:tab/>
-        <w:t>{{Проектанти_Имена}}</w:t>
-      </w:r>
-      <w:r>
-        <w:rPr>
-          <w:rFonts w:ascii="Garamond" w:eastAsia="Garamond" w:hAnsi="Garamond" w:cs="Garamond"/>
-          <w:b/>
-          <w:bCs/>
-          <w:color w:val="2D3561"/>
-          <w:sz w:val="24"/>
-          <w:szCs w:val="24"/>
-        </w:rPr>
-      </w:r>
-      <w:r>
-        <w:rPr>
-          <w:rFonts w:ascii="Garamond" w:eastAsia="Garamond" w:hAnsi="Garamond" w:cs="Garamond"/>
-          <w:color w:val="6B7280"/>
-          <w:sz w:val="24"/>
-          <w:szCs w:val="24"/>
-        </w:rPr>
-      </w:r>
-    </w:p>
-    <w:p>
-      <w:pPr>
-        <w:spacing w:before="40" w:after="40"/>
-      </w:pPr>
-      <w:r>
-        <w:rPr>
-          <w:rFonts w:ascii="Garamond" w:eastAsia="Garamond" w:hAnsi="Garamond" w:cs="Garamond"/>
-          <w:b/>
-          <w:bCs/>
-          <w:color w:val="2D3561"/>
-          <w:sz w:val="24"/>
-          <w:szCs w:val="24"/>
-        </w:rPr>
-        <w:t>Технически контрол за част "Конструктивна":</w:t>
-        <w:tab/>
-        <w:t>___________________________________________</w:t>
-      </w:r>
-      <w:r>
-        <w:rPr>
-          <w:rFonts w:ascii="Garamond" w:eastAsia="Garamond" w:hAnsi="Garamond" w:cs="Garamond"/>
-          <w:b/>
-          <w:bCs/>
-          <w:color w:val="2D3561"/>
-          <w:sz w:val="24"/>
-          <w:szCs w:val="24"/>
-        </w:rPr>
-      </w:r>
-      <w:r>
-        <w:rPr>
-          <w:rFonts w:ascii="Garamond" w:eastAsia="Garamond" w:hAnsi="Garamond" w:cs="Garamond"/>
-          <w:color w:val="6B7280"/>
-          <w:sz w:val="24"/>
-          <w:szCs w:val="24"/>
-        </w:rPr>
-      </w:r>
-    </w:p>
+    <w:tbl>
+      <w:tblPr>
+        <w:tblW w:w="0" w:type="auto"/>
+        <w:jc w:val="center"/>
+        <w:tblLayout w:type="fixed"/>
+        <w:tblLook w:val="04A0" w:firstRow="1" w:lastRow="0" w:firstColumn="1" w:lastColumn="0" w:noHBand="0" w:noVBand="1"/>
+      </w:tblPr>
+      <w:tblGrid>
+        <w:gridCol w:w="2438"/>
+        <w:gridCol w:w="7427"/>
+      </w:tblGrid>
+      <w:tr>
+        <w:trPr>
+          <w:cantSplit/>
+          <w:jc w:val="center"/>
+        </w:trPr>
+        <w:tc>
+          <w:tcPr>
+            <w:tcW w:w="2438" w:type="dxa"/>
+            <w:tcBorders>
+              <w:top w:val="nil"/>
+              <w:left w:val="nil"/>
+              <w:bottom w:val="nil"/>
+              <w:right w:val="nil"/>
+            </w:tcBorders>
+            <w:tcMar>
+              <w:top w:w="35" w:type="dxa"/>
+              <w:left w:w="40" w:type="dxa"/>
+              <w:bottom w:w="35" w:type="dxa"/>
+              <w:right w:w="60" w:type="dxa"/>
+            </w:tcMar>
+          </w:tcPr>
+          <w:p>
+            <w:pPr>
+              <w:pStyle w:val="FieldLabel"/>
+              <w:keepLines/>
+            </w:pPr>
+            <w:proofErr w:type="spellStart"/>
+            <w:r>
+              <w:t>Строеж:</w:t>
+            </w:r>
+            <w:proofErr w:type="spellEnd"/>
+            <w:r/>
+          </w:p>
+        </w:tc>
+        <w:tc>
+          <w:tcPr>
+            <w:tcW w:w="7427" w:type="dxa"/>
+            <w:tcBorders>
+              <w:top w:val="nil"/>
+              <w:left w:val="nil"/>
+              <w:bottom w:val="nil"/>
+              <w:right w:val="nil"/>
+            </w:tcBorders>
+            <w:tcMar>
+              <w:top w:w="35" w:type="dxa"/>
+              <w:left w:w="40" w:type="dxa"/>
+              <w:bottom w:w="35" w:type="dxa"/>
+              <w:right w:w="60" w:type="dxa"/>
+            </w:tcMar>
+          </w:tcPr>
+          <w:p>
+            <w:pPr>
+              <w:pStyle w:val="FieldValue"/>
+              <w:keepLines/>
+              <w:pBdr>
+                <w:bottom w:val="single" w:sz="5" w:space="1" w:color="BCBCBC"/>
+              </w:pBdr>
+            </w:pPr>
+            <w:r>
+              <w:rPr>
+                <w:rFonts w:eastAsia="Georgia" w:cs="Georgia"/>
+                <w:sz w:val="20"/>
+              </w:rPr>
+              <w:t>{{Строеж}}</w:t>
+            </w:r>
+          </w:p>
+        </w:tc>
+      </w:tr>
+      <w:tr>
+        <w:trPr>
+          <w:cantSplit/>
+          <w:jc w:val="center"/>
+        </w:trPr>
+        <w:tc>
+          <w:tcPr>
+            <w:tcW w:w="2438" w:type="dxa"/>
+            <w:tcBorders>
+              <w:top w:val="nil"/>
+              <w:left w:val="nil"/>
+              <w:bottom w:val="nil"/>
+              <w:right w:val="nil"/>
+            </w:tcBorders>
+            <w:tcMar>
+              <w:top w:w="35" w:type="dxa"/>
+              <w:left w:w="40" w:type="dxa"/>
+              <w:bottom w:w="35" w:type="dxa"/>
+              <w:right w:w="60" w:type="dxa"/>
+            </w:tcMar>
+          </w:tcPr>
+          <w:p>
+            <w:pPr>
+              <w:pStyle w:val="FieldLabel"/>
+              <w:keepLines/>
+            </w:pPr>
+            <w:proofErr w:type="spellStart"/>
+            <w:r>
+              <w:t>Местонахождение:</w:t>
+            </w:r>
+            <w:proofErr w:type="spellEnd"/>
+            <w:r/>
+          </w:p>
+        </w:tc>
+        <w:tc>
+          <w:tcPr>
+            <w:tcW w:w="7427" w:type="dxa"/>
+            <w:tcBorders>
+              <w:top w:val="nil"/>
+              <w:left w:val="nil"/>
+              <w:bottom w:val="nil"/>
+              <w:right w:val="nil"/>
+            </w:tcBorders>
+            <w:tcMar>
+              <w:top w:w="35" w:type="dxa"/>
+              <w:left w:w="40" w:type="dxa"/>
+              <w:bottom w:w="35" w:type="dxa"/>
+              <w:right w:w="60" w:type="dxa"/>
+            </w:tcMar>
+          </w:tcPr>
+          <w:p>
+            <w:pPr>
+              <w:pStyle w:val="FieldValue"/>
+              <w:keepLines/>
+              <w:pBdr>
+                <w:bottom w:val="single" w:sz="5" w:space="1" w:color="BCBCBC"/>
+              </w:pBdr>
+            </w:pPr>
+            <w:r>
+              <w:rPr>
+                <w:rFonts w:eastAsia="Georgia" w:cs="Georgia"/>
+                <w:sz w:val="20"/>
+              </w:rPr>
+              <w:t>{{Адрес}}</w:t>
+            </w:r>
+          </w:p>
+        </w:tc>
+      </w:tr>
+      <w:tr>
+        <w:trPr>
+          <w:cantSplit/>
+          <w:jc w:val="center"/>
+        </w:trPr>
+        <w:tc>
+          <w:tcPr>
+            <w:tcW w:w="2438" w:type="dxa"/>
+            <w:tcBorders>
+              <w:top w:val="nil"/>
+              <w:left w:val="nil"/>
+              <w:bottom w:val="nil"/>
+              <w:right w:val="nil"/>
+            </w:tcBorders>
+            <w:tcMar>
+              <w:top w:w="35" w:type="dxa"/>
+              <w:left w:w="40" w:type="dxa"/>
+              <w:bottom w:w="35" w:type="dxa"/>
+              <w:right w:w="60" w:type="dxa"/>
+            </w:tcMar>
+          </w:tcPr>
+          <w:p>
+            <w:pPr>
+              <w:pStyle w:val="FieldLabel"/>
+              <w:keepLines/>
+            </w:pPr>
+            <w:proofErr w:type="spellStart"/>
+            <w:r>
+              <w:t>Възложител:</w:t>
+            </w:r>
+            <w:proofErr w:type="spellEnd"/>
+            <w:r/>
+          </w:p>
+        </w:tc>
+        <w:tc>
+          <w:tcPr>
+            <w:tcW w:w="7427" w:type="dxa"/>
+            <w:tcBorders>
+              <w:top w:val="nil"/>
+              <w:left w:val="nil"/>
+              <w:bottom w:val="nil"/>
+              <w:right w:val="nil"/>
+            </w:tcBorders>
+            <w:tcMar>
+              <w:top w:w="35" w:type="dxa"/>
+              <w:left w:w="40" w:type="dxa"/>
+              <w:bottom w:w="35" w:type="dxa"/>
+              <w:right w:w="60" w:type="dxa"/>
+            </w:tcMar>
+          </w:tcPr>
+          <w:p>
+            <w:pPr>
+              <w:pStyle w:val="FieldValue"/>
+              <w:keepLines/>
+              <w:pBdr>
+                <w:bottom w:val="single" w:sz="5" w:space="1" w:color="BCBCBC"/>
+              </w:pBdr>
+            </w:pPr>
+            <w:r>
+              <w:rPr>
+                <w:rFonts w:eastAsia="Georgia" w:cs="Georgia"/>
+                <w:sz w:val="20"/>
+              </w:rPr>
+              <w:t>{{Възложител_Блок}}</w:t>
+            </w:r>
+          </w:p>
+        </w:tc>
+      </w:tr>
+      <w:tr>
+        <w:trPr>
+          <w:cantSplit/>
+          <w:jc w:val="center"/>
+        </w:trPr>
+        <w:tc>
+          <w:tcPr>
+            <w:tcW w:w="2438" w:type="dxa"/>
+            <w:tcBorders>
+              <w:top w:val="nil"/>
+              <w:left w:val="nil"/>
+              <w:bottom w:val="nil"/>
+              <w:right w:val="nil"/>
+            </w:tcBorders>
+            <w:tcMar>
+              <w:top w:w="35" w:type="dxa"/>
+              <w:left w:w="40" w:type="dxa"/>
+              <w:bottom w:w="35" w:type="dxa"/>
+              <w:right w:w="60" w:type="dxa"/>
+            </w:tcMar>
+          </w:tcPr>
+          <w:p>
+            <w:pPr>
+              <w:pStyle w:val="FieldLabel"/>
+              <w:keepLines/>
+            </w:pPr>
+            <w:proofErr w:type="spellStart"/>
+            <w:r>
+              <w:t>Консултант (строителен надзор):</w:t>
+            </w:r>
+            <w:bookmarkStart w:id="0" w:name="_GoBack"/>
+            <w:bookmarkEnd w:id="0"/>
+            <w:r/>
+            <w:proofErr w:type="spellEnd"/>
+            <w:r/>
+            <w:proofErr w:type="spellStart"/>
+            <w:r/>
+            <w:proofErr w:type="spellEnd"/>
+            <w:r/>
+            <w:proofErr w:type="spellStart"/>
+            <w:r/>
+            <w:proofErr w:type="spellEnd"/>
+            <w:r/>
+          </w:p>
+        </w:tc>
+        <w:tc>
+          <w:tcPr>
+            <w:tcW w:w="7427" w:type="dxa"/>
+            <w:tcBorders>
+              <w:top w:val="nil"/>
+              <w:left w:val="nil"/>
+              <w:bottom w:val="nil"/>
+              <w:right w:val="nil"/>
+            </w:tcBorders>
+            <w:tcMar>
+              <w:top w:w="35" w:type="dxa"/>
+              <w:left w:w="40" w:type="dxa"/>
+              <w:bottom w:w="35" w:type="dxa"/>
+              <w:right w:w="60" w:type="dxa"/>
+            </w:tcMar>
+          </w:tcPr>
+          <w:p>
+            <w:pPr>
+              <w:pStyle w:val="FieldValue"/>
+              <w:keepLines/>
+              <w:pBdr>
+                <w:bottom w:val="single" w:sz="5" w:space="1" w:color="BCBCBC"/>
+              </w:pBdr>
+            </w:pPr>
+            <w:r>
+              <w:rPr>
+                <w:rFonts w:eastAsia="Georgia" w:cs="Georgia"/>
+                <w:sz w:val="20"/>
+              </w:rPr>
+              <w:t>{{Консултант_Фирма}}, ЕИК {{Консултант_ЕИК}}, {{Консултант_Адрес}}, притежаващо Удостоверение {{Консултант_Удостоверение}}, с управител {{Консултант_Управител}}</w:t>
+            </w:r>
+          </w:p>
+        </w:tc>
+      </w:tr>
+      <w:tr>
+        <w:trPr>
+          <w:cantSplit/>
+          <w:jc w:val="center"/>
+        </w:trPr>
+        <w:tc>
+          <w:tcPr>
+            <w:tcW w:w="2438" w:type="dxa"/>
+            <w:tcBorders>
+              <w:top w:val="nil"/>
+              <w:left w:val="nil"/>
+              <w:bottom w:val="nil"/>
+              <w:right w:val="nil"/>
+            </w:tcBorders>
+            <w:tcMar>
+              <w:top w:w="35" w:type="dxa"/>
+              <w:left w:w="40" w:type="dxa"/>
+              <w:bottom w:w="35" w:type="dxa"/>
+              <w:right w:w="60" w:type="dxa"/>
+            </w:tcMar>
+          </w:tcPr>
+          <w:p>
+            <w:pPr>
+              <w:pStyle w:val="FieldLabel"/>
+              <w:keepLines/>
+            </w:pPr>
+            <w:proofErr w:type="spellStart"/>
+            <w:r>
+              <w:t>Строител:</w:t>
+            </w:r>
+            <w:proofErr w:type="spellEnd"/>
+            <w:r/>
+            <w:proofErr w:type="spellStart"/>
+            <w:r/>
+            <w:proofErr w:type="spellEnd"/>
+            <w:r/>
+          </w:p>
+        </w:tc>
+        <w:tc>
+          <w:tcPr>
+            <w:tcW w:w="7427" w:type="dxa"/>
+            <w:tcBorders>
+              <w:top w:val="nil"/>
+              <w:left w:val="nil"/>
+              <w:bottom w:val="nil"/>
+              <w:right w:val="nil"/>
+            </w:tcBorders>
+            <w:tcMar>
+              <w:top w:w="35" w:type="dxa"/>
+              <w:left w:w="40" w:type="dxa"/>
+              <w:bottom w:w="35" w:type="dxa"/>
+              <w:right w:w="60" w:type="dxa"/>
+            </w:tcMar>
+          </w:tcPr>
+          <w:p>
+            <w:pPr>
+              <w:pStyle w:val="FieldValue"/>
+              <w:keepLines/>
+              <w:pBdr>
+                <w:bottom w:val="single" w:sz="5" w:space="1" w:color="BCBCBC"/>
+              </w:pBdr>
+            </w:pPr>
+            <w:r>
+              <w:rPr>
+                <w:rFonts w:eastAsia="Georgia" w:cs="Georgia"/>
+                <w:sz w:val="20"/>
+              </w:rPr>
+              <w:t>{{Строител_Фирма}}, ЕИК {{Строител_ЕИК}}, представлявано от {{Строител_Управител}}</w:t>
+            </w:r>
+          </w:p>
+        </w:tc>
+      </w:tr>
+      <w:tr>
+        <w:trPr>
+          <w:cantSplit/>
+          <w:jc w:val="center"/>
+        </w:trPr>
+        <w:tc>
+          <w:tcPr>
+            <w:tcW w:w="2438" w:type="dxa"/>
+            <w:tcBorders>
+              <w:top w:val="nil"/>
+              <w:left w:val="nil"/>
+              <w:bottom w:val="nil"/>
+              <w:right w:val="nil"/>
+            </w:tcBorders>
+            <w:tcMar>
+              <w:top w:w="35" w:type="dxa"/>
+              <w:left w:w="40" w:type="dxa"/>
+              <w:bottom w:w="35" w:type="dxa"/>
+              <w:right w:w="60" w:type="dxa"/>
+            </w:tcMar>
+          </w:tcPr>
+          <w:p>
+            <w:pPr>
+              <w:pStyle w:val="FieldLabel"/>
+              <w:keepLines/>
+            </w:pPr>
+            <w:proofErr w:type="spellStart"/>
+            <w:r>
+              <w:t>Техн. ръководител:</w:t>
+            </w:r>
+            <w:proofErr w:type="spellEnd"/>
+            <w:r/>
+          </w:p>
+        </w:tc>
+        <w:tc>
+          <w:tcPr>
+            <w:tcW w:w="7427" w:type="dxa"/>
+            <w:tcBorders>
+              <w:top w:val="nil"/>
+              <w:left w:val="nil"/>
+              <w:bottom w:val="nil"/>
+              <w:right w:val="nil"/>
+            </w:tcBorders>
+            <w:tcMar>
+              <w:top w:w="35" w:type="dxa"/>
+              <w:left w:w="40" w:type="dxa"/>
+              <w:bottom w:w="35" w:type="dxa"/>
+              <w:right w:w="60" w:type="dxa"/>
+            </w:tcMar>
+          </w:tcPr>
+          <w:p>
+            <w:pPr>
+              <w:pStyle w:val="FieldValue"/>
+              <w:keepLines/>
+              <w:pBdr>
+                <w:bottom w:val="single" w:sz="5" w:space="1" w:color="BCBCBC"/>
+              </w:pBdr>
+            </w:pPr>
+            <w:r>
+              <w:rPr>
+                <w:rFonts w:eastAsia="Georgia" w:cs="Georgia"/>
+                <w:sz w:val="20"/>
+              </w:rPr>
+              <w:t>{{Строител_ТехРък}}</w:t>
+            </w:r>
+          </w:p>
+        </w:tc>
+      </w:tr>
+      <w:tr>
+        <w:trPr>
+          <w:cantSplit/>
+          <w:jc w:val="center"/>
+        </w:trPr>
+        <w:tc>
+          <w:tcPr>
+            <w:tcW w:w="2438" w:type="dxa"/>
+            <w:tcBorders>
+              <w:top w:val="nil"/>
+              <w:left w:val="nil"/>
+              <w:bottom w:val="nil"/>
+              <w:right w:val="nil"/>
+            </w:tcBorders>
+            <w:tcMar>
+              <w:top w:w="35" w:type="dxa"/>
+              <w:left w:w="40" w:type="dxa"/>
+              <w:bottom w:w="35" w:type="dxa"/>
+              <w:right w:w="60" w:type="dxa"/>
+            </w:tcMar>
+          </w:tcPr>
+          <w:p>
+            <w:pPr>
+              <w:pStyle w:val="FieldLabel"/>
+              <w:keepLines/>
+            </w:pPr>
+            <w:proofErr w:type="spellStart"/>
+            <w:r>
+              <w:t>Проектант:</w:t>
+            </w:r>
+            <w:proofErr w:type="spellEnd"/>
+            <w:r/>
+          </w:p>
+        </w:tc>
+        <w:tc>
+          <w:tcPr>
+            <w:tcW w:w="7427" w:type="dxa"/>
+            <w:tcBorders>
+              <w:top w:val="nil"/>
+              <w:left w:val="nil"/>
+              <w:bottom w:val="nil"/>
+              <w:right w:val="nil"/>
+            </w:tcBorders>
+            <w:tcMar>
+              <w:top w:w="35" w:type="dxa"/>
+              <w:left w:w="40" w:type="dxa"/>
+              <w:bottom w:w="35" w:type="dxa"/>
+              <w:right w:w="60" w:type="dxa"/>
+            </w:tcMar>
+          </w:tcPr>
+          <w:p>
+            <w:pPr>
+              <w:pStyle w:val="FieldValue"/>
+              <w:keepLines/>
+              <w:pBdr>
+                <w:bottom w:val="single" w:sz="5" w:space="1" w:color="BCBCBC"/>
+              </w:pBdr>
+            </w:pPr>
+            <w:r>
+              <w:rPr>
+                <w:rFonts w:eastAsia="Georgia" w:cs="Georgia"/>
+                <w:sz w:val="20"/>
+              </w:rPr>
+              <w:t>{{Проектанти_Имена}}</w:t>
+            </w:r>
+          </w:p>
+        </w:tc>
+      </w:tr>
+      <w:tr>
+        <w:trPr>
+          <w:cantSplit/>
+          <w:jc w:val="center"/>
+        </w:trPr>
+        <w:tc>
+          <w:tcPr>
+            <w:tcW w:w="2438" w:type="dxa"/>
+            <w:tcBorders>
+              <w:top w:val="nil"/>
+              <w:left w:val="nil"/>
+              <w:bottom w:val="nil"/>
+              <w:right w:val="nil"/>
+            </w:tcBorders>
+            <w:tcMar>
+              <w:top w:w="35" w:type="dxa"/>
+              <w:left w:w="40" w:type="dxa"/>
+              <w:bottom w:w="35" w:type="dxa"/>
+              <w:right w:w="60" w:type="dxa"/>
+            </w:tcMar>
+          </w:tcPr>
+          <w:p>
+            <w:pPr>
+              <w:pStyle w:val="FieldLabel"/>
+              <w:keepLines/>
+            </w:pPr>
+            <w:proofErr w:type="spellStart"/>
+            <w:r>
+              <w:t>Технически контрол за част „Конструктивна“:</w:t>
+            </w:r>
+            <w:proofErr w:type="spellEnd"/>
+            <w:r/>
+          </w:p>
+        </w:tc>
+        <w:tc>
+          <w:tcPr>
+            <w:tcW w:w="7427" w:type="dxa"/>
+            <w:tcBorders>
+              <w:top w:val="nil"/>
+              <w:left w:val="nil"/>
+              <w:bottom w:val="nil"/>
+              <w:right w:val="nil"/>
+            </w:tcBorders>
+            <w:tcMar>
+              <w:top w:w="35" w:type="dxa"/>
+              <w:left w:w="40" w:type="dxa"/>
+              <w:bottom w:w="35" w:type="dxa"/>
+              <w:right w:w="60" w:type="dxa"/>
+            </w:tcMar>
+          </w:tcPr>
+          <w:p>
+            <w:pPr>
+              <w:pStyle w:val="FieldValue"/>
+              <w:keepLines/>
+              <w:pBdr>
+                <w:bottom w:val="single" w:sz="5" w:space="1" w:color="BCBCBC"/>
+              </w:pBdr>
+            </w:pPr>
+            <w:r>
+              <w:rPr>
+                <w:rFonts w:eastAsia="Georgia" w:cs="Georgia"/>
+                <w:sz w:val="20"/>
+              </w:rPr>
+              <w:t>...........................................</w:t>
+            </w:r>
+          </w:p>
+        </w:tc>
+      </w:tr>
+    </w:tbl>
     <w:p>
       <w:pPr>
         <w:pBdr>
@@ -610,7 +884,7 @@
           <w:sz w:val="24"/>
           <w:szCs w:val="24"/>
         </w:rPr>
-        <w:t>4. Технически контрол за част "Конструктивна":</w:t>
+        <w:t>4. Технически контрол за част „Конструктивна“:</w:t>
       </w:r>
     </w:p>
     <w:p>
@@ -625,7 +899,7 @@
           <w:sz w:val="24"/>
           <w:szCs w:val="24"/>
         </w:rPr>
-        <w:t>___________________________________________</w:t>
+        <w:t>...........................................</w:t>
       </w:r>
     </w:p>
     <w:p>
@@ -640,7 +914,7 @@
           <w:sz w:val="24"/>
           <w:szCs w:val="24"/>
         </w:rPr>
-        <w:t>(технически контрол за част "Конструктивна" — трите имена и ЕГН)</w:t>
+        <w:t>(технически контрол за част „Конструктивна“ — трите имена и ЕГН)</w:t>
       </w:r>
     </w:p>
     <w:p>
@@ -1342,7 +1616,7 @@
           <w:sz w:val="24"/>
           <w:szCs w:val="24"/>
         </w:rPr>
-        <w:t>4. Технически контрол "Конструктивна":  ..............................   (___________________________________________)</w:t>
+        <w:t>4. Технически контрол „Конструктивна“:  ..............................   (...........................................)</w:t>
       </w:r>
       <w:r>
         <w:rPr>
@@ -1523,8 +1797,6 @@
       </w:r>
     </w:p>
     <w:sectPr>
-      <w:headerReference w:type="default" r:id="rId7"/>
-      <w:footerReference w:type="default" r:id="rId8"/>
       <w:pgSz w:w="11906" w:h="16838"/>
       <w:pgMar w:top="1134" w:right="1134" w:bottom="1134" w:left="1701" w:header="708" w:footer="708" w:gutter="0"/>
       <w:cols w:space="708"/>
@@ -1553,74 +1825,6 @@
 </w:endnotes>
 </file>
 
-<file path=word/footer1.xml><?xml version="1.0" encoding="utf-8"?>
-<w:ftr xmlns:wpc="http://schemas.microsoft.com/office/word/2010/wordprocessingCanvas" xmlns:cx="http://schemas.microsoft.com/office/drawing/2014/chartex" xmlns:cx1="http://schemas.microsoft.com/office/drawing/2015/9/8/chartex" xmlns:mc="http://schemas.openxmlformats.org/markup-compatibility/2006" xmlns:o="urn:schemas-microsoft-com:office:office" xmlns:r="http://schemas.openxmlformats.org/officeDocument/2006/relationships" xmlns:m="http://schemas.openxmlformats.org/officeDocument/2006/math" xmlns:v="urn:schemas-microsoft-com:vml" xmlns:wp14="http://schemas.microsoft.com/office/word/2010/wordprocessingDrawing" xmlns:wp="http://schemas.openxmlformats.org/drawingml/2006/wordprocessingDrawing" xmlns:w10="urn:schemas-microsoft-com:office:word" xmlns:w="http://schemas.openxmlformats.org/wordprocessingml/2006/main" xmlns:w14="http://schemas.microsoft.com/office/word/2010/wordml" xmlns:w15="http://schemas.microsoft.com/office/word/2012/wordml" xmlns:w16se="http://schemas.microsoft.com/office/word/2015/wordml/symex" xmlns:wpg="http://schemas.microsoft.com/office/word/2010/wordprocessingGroup" xmlns:wpi="http://schemas.microsoft.com/office/word/2010/wordprocessingInk" xmlns:wne="http://schemas.microsoft.com/office/word/2006/wordml" xmlns:wps="http://schemas.microsoft.com/office/word/2010/wordprocessingShape" mc:Ignorable="w14 w15 w16se wp14">
-  <w:p>
-    <w:pPr>
-      <w:pBdr>
-        <w:top w:val="single" w:sz="4" w:space="4" w:color="E8647A"/>
-      </w:pBdr>
-      <w:jc w:val="center"/>
-    </w:pPr>
-    <w:r>
-      <w:rPr>
-        <w:rFonts w:ascii="Garamond" w:eastAsia="Garamond" w:hAnsi="Garamond" w:cs="Garamond"/>
-        <w:color w:val="6B7280"/>
-        <w:sz w:val="18"/>
-        <w:szCs w:val="18"/>
-      </w:rPr>
-      <w:t xml:space="preserve">СиБиТи Консулт ООД   |   </w:t>
-    </w:r>
-    <w:r>
-      <w:rPr>
-        <w:rFonts w:ascii="Garamond" w:eastAsia="Garamond" w:hAnsi="Garamond" w:cs="Garamond"/>
-        <w:color w:val="E8647A"/>
-        <w:sz w:val="18"/>
-        <w:szCs w:val="18"/>
-      </w:rPr>
-      <w:fldChar w:fldCharType="begin"/>
-    </w:r>
-    <w:r>
-      <w:rPr>
-        <w:rFonts w:ascii="Garamond" w:eastAsia="Garamond" w:hAnsi="Garamond" w:cs="Garamond"/>
-        <w:color w:val="E8647A"/>
-        <w:sz w:val="18"/>
-        <w:szCs w:val="18"/>
-      </w:rPr>
-      <w:instrText>PAGE</w:instrText>
-    </w:r>
-    <w:r>
-      <w:rPr>
-        <w:rFonts w:ascii="Garamond" w:eastAsia="Garamond" w:hAnsi="Garamond" w:cs="Garamond"/>
-        <w:color w:val="E8647A"/>
-        <w:sz w:val="18"/>
-        <w:szCs w:val="18"/>
-      </w:rPr>
-      <w:fldChar w:fldCharType="separate"/>
-    </w:r>
-    <w:r>
-      <w:rPr>
-        <w:rFonts w:ascii="Garamond" w:eastAsia="Garamond" w:hAnsi="Garamond" w:cs="Garamond"/>
-        <w:noProof/>
-        <w:color w:val="E8647A"/>
-        <w:sz w:val="18"/>
-        <w:szCs w:val="18"/>
-      </w:rPr>
-      <w:t>2</w:t>
-    </w:r>
-    <w:r>
-      <w:rPr>
-        <w:rFonts w:ascii="Garamond" w:eastAsia="Garamond" w:hAnsi="Garamond" w:cs="Garamond"/>
-        <w:color w:val="E8647A"/>
-        <w:sz w:val="18"/>
-        <w:szCs w:val="18"/>
-      </w:rPr>
-      <w:fldChar w:fldCharType="end"/>
-    </w:r>
-  </w:p>
-</w:ftr>
-</file>
-
 <file path=word/footnotes.xml><?xml version="1.0" encoding="utf-8"?>
 <w:footnotes xmlns:wpc="http://schemas.microsoft.com/office/word/2010/wordprocessingCanvas" xmlns:cx="http://schemas.microsoft.com/office/drawing/2014/chartex" xmlns:cx1="http://schemas.microsoft.com/office/drawing/2015/9/8/chartex" xmlns:mc="http://schemas.openxmlformats.org/markup-compatibility/2006" xmlns:o="urn:schemas-microsoft-com:office:office" xmlns:r="http://schemas.openxmlformats.org/officeDocument/2006/relationships" xmlns:m="http://schemas.openxmlformats.org/officeDocument/2006/math" xmlns:v="urn:schemas-microsoft-com:vml" xmlns:wp14="http://schemas.microsoft.com/office/word/2010/wordprocessingDrawing" xmlns:wp="http://schemas.openxmlformats.org/drawingml/2006/wordprocessingDrawing" xmlns:w10="urn:schemas-microsoft-com:office:word" xmlns:w="http://schemas.openxmlformats.org/wordprocessingml/2006/main" xmlns:w14="http://schemas.microsoft.com/office/word/2010/wordml" xmlns:w15="http://schemas.microsoft.com/office/word/2012/wordml" xmlns:w16se="http://schemas.microsoft.com/office/word/2015/wordml/symex" xmlns:wpg="http://schemas.microsoft.com/office/word/2010/wordprocessingGroup" xmlns:wpi="http://schemas.microsoft.com/office/word/2010/wordprocessingInk" xmlns:wne="http://schemas.microsoft.com/office/word/2006/wordml" xmlns:wps="http://schemas.microsoft.com/office/word/2010/wordprocessingShape" mc:Ignorable="w14 w15 w16se wp14">
   <w:footnote w:type="separator" w:id="-1">
@@ -1638,27 +1842,6 @@
     </w:p>
   </w:footnote>
 </w:footnotes>
-</file>
-
-<file path=word/header1.xml><?xml version="1.0" encoding="utf-8"?>
-<w:hdr xmlns:wpc="http://schemas.microsoft.com/office/word/2010/wordprocessingCanvas" xmlns:cx="http://schemas.microsoft.com/office/drawing/2014/chartex" xmlns:cx1="http://schemas.microsoft.com/office/drawing/2015/9/8/chartex" xmlns:mc="http://schemas.openxmlformats.org/markup-compatibility/2006" xmlns:o="urn:schemas-microsoft-com:office:office" xmlns:r="http://schemas.openxmlformats.org/officeDocument/2006/relationships" xmlns:m="http://schemas.openxmlformats.org/officeDocument/2006/math" xmlns:v="urn:schemas-microsoft-com:vml" xmlns:wp14="http://schemas.microsoft.com/office/word/2010/wordprocessingDrawing" xmlns:wp="http://schemas.openxmlformats.org/drawingml/2006/wordprocessingDrawing" xmlns:w10="urn:schemas-microsoft-com:office:word" xmlns:w="http://schemas.openxmlformats.org/wordprocessingml/2006/main" xmlns:w14="http://schemas.microsoft.com/office/word/2010/wordml" xmlns:w15="http://schemas.microsoft.com/office/word/2012/wordml" xmlns:w16se="http://schemas.microsoft.com/office/word/2015/wordml/symex" xmlns:wpg="http://schemas.microsoft.com/office/word/2010/wordprocessingGroup" xmlns:wpi="http://schemas.microsoft.com/office/word/2010/wordprocessingInk" xmlns:wne="http://schemas.microsoft.com/office/word/2006/wordml" xmlns:wps="http://schemas.microsoft.com/office/word/2010/wordprocessingShape" mc:Ignorable="w14 w15 w16se wp14">
-  <w:p>
-    <w:pPr>
-      <w:pBdr>
-        <w:bottom w:val="single" w:sz="6" w:space="4" w:color="E8647A"/>
-      </w:pBdr>
-    </w:pPr>
-    <w:r>
-      <w:rPr>
-        <w:rFonts w:ascii="Garamond" w:eastAsia="Garamond" w:hAnsi="Garamond" w:cs="Garamond"/>
-        <w:b/>
-        <w:bCs/>
-        <w:color w:val="2D3561"/>
-      </w:rPr>
-      <w:t>СиБиТи Консулт ООД</w:t>
-    </w:r>
-  </w:p>
-</w:hdr>
 </file>
 
 <file path=word/numbering.xml><?xml version="1.0" encoding="utf-8"?>
@@ -2324,6 +2507,82 @@
       <w:szCs w:val="20"/>
     </w:rPr>
   </w:style>
+  <w:style w:type="paragraph" w:customStyle="1" w:styleId="DocumentMeta">
+    <w:name w:val="Document Meta"/>
+    <w:basedOn w:val="Normal"/>
+    <w:pPr>
+      <w:spacing w:after="40" w:line="240" w:lineRule="auto"/>
+    </w:pPr>
+    <w:rPr>
+      <w:rFonts w:ascii="Arial" w:hAnsi="Arial"/>
+      <w:color w:val="6F6F6F"/>
+      <w:sz w:val="17"/>
+    </w:rPr>
+  </w:style>
+  <w:style w:type="paragraph" w:customStyle="1" w:styleId="FieldLabel">
+    <w:name w:val="Field Label"/>
+    <w:basedOn w:val="Normal"/>
+    <w:pPr>
+      <w:spacing w:after="0" w:line="252" w:lineRule="auto"/>
+    </w:pPr>
+    <w:rPr>
+      <w:rFonts w:ascii="Arial" w:hAnsi="Arial"/>
+      <w:b/>
+      <w:sz w:val="18"/>
+    </w:rPr>
+  </w:style>
+  <w:style w:type="paragraph" w:customStyle="1" w:styleId="FieldValue">
+    <w:name w:val="Field Value"/>
+    <w:basedOn w:val="Normal"/>
+    <w:pPr>
+      <w:spacing w:after="0" w:line="276" w:lineRule="auto"/>
+    </w:pPr>
+    <w:rPr>
+      <w:sz w:val="18"/>
+    </w:rPr>
+  </w:style>
+  <w:style w:type="paragraph" w:customStyle="1" w:styleId="FieldHint">
+    <w:name w:val="Field Hint"/>
+    <w:basedOn w:val="Normal"/>
+    <w:pPr>
+      <w:spacing w:after="80" w:line="252" w:lineRule="auto"/>
+    </w:pPr>
+    <w:rPr>
+      <w:rFonts w:ascii="Arial" w:hAnsi="Arial"/>
+      <w:i/>
+      <w:color w:val="6F6F6F"/>
+      <w:sz w:val="16"/>
+    </w:rPr>
+  </w:style>
+  <w:style w:type="paragraph" w:customStyle="1" w:styleId="DocumentTitle">
+    <w:name w:val="Document Title"/>
+    <w:basedOn w:val="Normal"/>
+    <w:pPr>
+      <w:spacing w:after="80" w:line="240" w:lineRule="auto"/>
+    </w:pPr>
+    <w:rPr>
+      <w:rFonts w:ascii="Arial" w:hAnsi="Arial"/>
+      <w:b/>
+      <w:color w:val="1F3A5F"/>
+      <w:sz w:val="32"/>
+    </w:rPr>
+  </w:style>
+  <w:style w:type="paragraph" w:customStyle="1" w:styleId="DocumentSubtitle">
+    <w:name w:val="Document Subtitle"/>
+    <w:basedOn w:val="Normal"/>
+    <w:pPr>
+      <w:spacing w:after="180" w:line="288" w:lineRule="auto"/>
+    </w:pPr>
+    <w:rPr>
+      <w:rFonts w:ascii="Arial" w:hAnsi="Arial"/>
+      <w:b/>
+      <w:sz w:val="21"/>
+    </w:rPr>
+  </w:style>
+  <w:style w:type="paragraph" w:customStyle="1" w:styleId="LegalBody">
+    <w:name w:val="Legal Body"/>
+    <w:basedOn w:val="Normal"/>
+  </w:style>
 </w:styles>
 </file>
 

--- a/templates/Akt_11_Template.docx
+++ b/templates/Akt_11_Template.docx
@@ -4,65 +4,46 @@
   <w:body>
     <w:p>
       <w:pPr>
-        <w:spacing w:before="200" w:after="80"/>
-        <w:jc w:val="center"/>
+        <w:pStyle w:val="DocumentMeta"/>
       </w:pPr>
       <w:r>
         <w:rPr>
-          <w:rFonts w:ascii="Garamond" w:eastAsia="Garamond" w:hAnsi="Garamond" w:cs="Garamond"/>
           <w:i/>
           <w:iCs/>
-          <w:color w:val="6B7280"/>
-          <w:sz w:val="18"/>
-          <w:szCs w:val="18"/>
         </w:rPr>
         <w:t>Приложение № 11 към чл. 7, ал. 3, т. 11</w:t>
       </w:r>
     </w:p>
     <w:p>
       <w:pPr>
-        <w:spacing w:before="200" w:after="100"/>
-        <w:jc w:val="center"/>
+        <w:pStyle w:val="DocumentTitle"/>
       </w:pPr>
       <w:r>
         <w:rPr>
-          <w:rFonts w:ascii="Garamond" w:eastAsia="Garamond" w:hAnsi="Garamond" w:cs="Garamond"/>
           <w:b/>
           <w:bCs/>
-          <w:color w:val="2D3561"/>
-          <w:sz w:val="28"/>
-          <w:szCs w:val="28"/>
         </w:rPr>
         <w:t>АКТ</w:t>
       </w:r>
     </w:p>
     <w:p>
       <w:pPr>
-        <w:spacing w:before="40" w:after="160"/>
-        <w:jc w:val="center"/>
+        <w:pStyle w:val="DocumentSubtitle"/>
       </w:pPr>
       <w:r>
         <w:rPr>
-          <w:rFonts w:ascii="Garamond" w:eastAsia="Garamond" w:hAnsi="Garamond" w:cs="Garamond"/>
           <w:b/>
           <w:bCs/>
-          <w:color w:val="2D3561"/>
-          <w:sz w:val="24"/>
-          <w:szCs w:val="24"/>
         </w:rPr>
         <w:t>за установяване състоянието на строежа и СМР при продължаване на строителството</w:t>
       </w:r>
     </w:p>
     <w:p>
       <w:pPr>
-        <w:spacing w:before="40" w:after="160"/>
-        <w:jc w:val="center"/>
-      </w:pPr>
-      <w:r>
-        <w:rPr>
-          <w:rFonts w:ascii="Garamond" w:eastAsia="Garamond" w:hAnsi="Garamond" w:cs="Garamond"/>
-          <w:color w:val="2D3561"/>
-        </w:rPr>
+        <w:pStyle w:val="DocumentSubtitle"/>
+      </w:pPr>
+      <w:r>
+        <w:rPr/>
         <w:t>за всички спрени строежи по общия ред и предвидените в чл. 7, ал. 3, т. 10 други случаи</w:t>
       </w:r>
     </w:p>
@@ -146,10 +127,7 @@
               </w:pBdr>
             </w:pPr>
             <w:r>
-              <w:rPr>
-                <w:rFonts w:eastAsia="Georgia" w:cs="Georgia"/>
-                <w:sz w:val="20"/>
-              </w:rPr>
+              <w:rPr/>
               <w:t>{{Строеж}}</w:t>
             </w:r>
           </w:p>
@@ -214,10 +192,7 @@
               </w:pBdr>
             </w:pPr>
             <w:r>
-              <w:rPr>
-                <w:rFonts w:eastAsia="Georgia" w:cs="Georgia"/>
-                <w:sz w:val="20"/>
-              </w:rPr>
+              <w:rPr/>
               <w:t>{{Адрес}}</w:t>
             </w:r>
           </w:p>
@@ -282,10 +257,7 @@
               </w:pBdr>
             </w:pPr>
             <w:r>
-              <w:rPr>
-                <w:rFonts w:eastAsia="Georgia" w:cs="Georgia"/>
-                <w:sz w:val="20"/>
-              </w:rPr>
+              <w:rPr/>
               <w:t>{{Възложител_Блок}}</w:t>
             </w:r>
           </w:p>
@@ -361,10 +333,7 @@
               </w:pBdr>
             </w:pPr>
             <w:r>
-              <w:rPr>
-                <w:rFonts w:eastAsia="Georgia" w:cs="Georgia"/>
-                <w:sz w:val="20"/>
-              </w:rPr>
+              <w:rPr/>
               <w:t>{{Консултант_Фирма}}, ЕИК {{Консултант_ЕИК}}, {{Консултант_Адрес}}, притежаващо Удостоверение {{Консултант_Удостоверение}}, с управител {{Консултант_Управител}}</w:t>
             </w:r>
           </w:p>
@@ -433,10 +402,7 @@
               </w:pBdr>
             </w:pPr>
             <w:r>
-              <w:rPr>
-                <w:rFonts w:eastAsia="Georgia" w:cs="Georgia"/>
-                <w:sz w:val="20"/>
-              </w:rPr>
+              <w:rPr/>
               <w:t>{{Строител_Фирма}}, ЕИК {{Строител_ЕИК}}, представлявано от {{Строител_Управител}}</w:t>
             </w:r>
           </w:p>
@@ -501,10 +467,7 @@
               </w:pBdr>
             </w:pPr>
             <w:r>
-              <w:rPr>
-                <w:rFonts w:eastAsia="Georgia" w:cs="Georgia"/>
-                <w:sz w:val="20"/>
-              </w:rPr>
+              <w:rPr/>
               <w:t>{{Строител_ТехРък}}</w:t>
             </w:r>
           </w:p>
@@ -569,10 +532,7 @@
               </w:pBdr>
             </w:pPr>
             <w:r>
-              <w:rPr>
-                <w:rFonts w:eastAsia="Georgia" w:cs="Georgia"/>
-                <w:sz w:val="20"/>
-              </w:rPr>
+              <w:rPr/>
               <w:t>{{Проектанти_Имена}}</w:t>
             </w:r>
           </w:p>
@@ -637,10 +597,7 @@
               </w:pBdr>
             </w:pPr>
             <w:r>
-              <w:rPr>
-                <w:rFonts w:eastAsia="Georgia" w:cs="Georgia"/>
-                <w:sz w:val="20"/>
-              </w:rPr>
+              <w:rPr/>
               <w:t>...........................................</w:t>
             </w:r>
           </w:p>
@@ -657,407 +614,447 @@
     </w:p>
     <w:p>
       <w:pPr>
-        <w:spacing w:before="60" w:after="60"/>
-        <w:jc w:val="both"/>
-      </w:pPr>
-      <w:r>
-        <w:rPr>
-          <w:rFonts w:ascii="Garamond" w:eastAsia="Garamond" w:hAnsi="Garamond" w:cs="Garamond"/>
-          <w:color w:val="1F2937"/>
-          <w:sz w:val="24"/>
-          <w:szCs w:val="24"/>
-        </w:rPr>
+        <w:pStyle w:val="LegalBody"/>
+      </w:pPr>
+      <w:r>
+        <w:rPr/>
         <w:t>Днес, ...................................... г., подписаните представители на:</w:t>
       </w:r>
     </w:p>
     <w:p/>
     <w:p>
       <w:pPr>
+        <w:pStyle w:val="LegalBody"/>
         <w:pBdr>
           <w:bottom w:val="single" w:sz="2" w:space="2" w:color="FDE8EC"/>
         </w:pBdr>
-        <w:spacing w:before="200" w:after="80"/>
       </w:pPr>
       <w:r>
         <w:rPr>
-          <w:rFonts w:ascii="Garamond" w:eastAsia="Garamond" w:hAnsi="Garamond" w:cs="Garamond"/>
           <w:b/>
           <w:bCs/>
-          <w:color w:val="E8647A"/>
-          <w:sz w:val="24"/>
-          <w:szCs w:val="24"/>
         </w:rPr>
         <w:t>1. Строителя:</w:t>
       </w:r>
     </w:p>
     <w:p>
       <w:pPr>
-        <w:spacing w:before="60" w:after="60"/>
-        <w:jc w:val="both"/>
-      </w:pPr>
-      <w:r>
-        <w:rPr>
-          <w:rFonts w:ascii="Garamond" w:eastAsia="Garamond" w:hAnsi="Garamond" w:cs="Garamond"/>
-          <w:color w:val="1F2937"/>
-          <w:sz w:val="24"/>
-          <w:szCs w:val="24"/>
-        </w:rPr>
+        <w:pStyle w:val="LegalBody"/>
+      </w:pPr>
+      <w:r>
+        <w:rPr/>
         <w:t>{{Строител_Управител}} — представител на {{Строител_Фирма}}</w:t>
       </w:r>
     </w:p>
     <w:p>
       <w:pPr>
-        <w:spacing w:before="60" w:after="60"/>
-        <w:jc w:val="both"/>
-      </w:pPr>
-      <w:r>
-        <w:rPr>
-          <w:rFonts w:ascii="Garamond" w:eastAsia="Garamond" w:hAnsi="Garamond" w:cs="Garamond"/>
-          <w:color w:val="1F2937"/>
-          <w:sz w:val="24"/>
-          <w:szCs w:val="24"/>
-        </w:rPr>
+        <w:pStyle w:val="LegalBody"/>
+      </w:pPr>
+      <w:r>
+        <w:rPr/>
         <w:t>Т</w:t>
       </w:r>
       <w:r>
-        <w:rPr>
-          <w:rFonts w:ascii="Garamond" w:eastAsia="Garamond" w:hAnsi="Garamond" w:cs="Garamond"/>
-          <w:color w:val="1F2937"/>
-          <w:sz w:val="24"/>
-          <w:szCs w:val="24"/>
-        </w:rPr>
+        <w:rPr/>
         <w:t>ехнически ръководител: {{Строител_ТехРък}}</w:t>
       </w:r>
     </w:p>
     <w:p>
       <w:pPr>
-        <w:spacing w:before="60" w:after="60"/>
-        <w:jc w:val="both"/>
-      </w:pPr>
-      <w:r>
-        <w:rPr>
-          <w:rFonts w:ascii="Garamond" w:eastAsia="Garamond" w:hAnsi="Garamond" w:cs="Garamond"/>
-          <w:color w:val="1F2937"/>
-          <w:sz w:val="24"/>
-          <w:szCs w:val="24"/>
-        </w:rPr>
+        <w:pStyle w:val="FieldHint"/>
+      </w:pPr>
+      <w:r>
+        <w:rPr/>
         <w:t>(строителя — трите имена или фирмена регистрация)</w:t>
       </w:r>
       <w:r>
-        <w:rPr>
-          <w:rFonts w:ascii="Garamond" w:eastAsia="Garamond" w:hAnsi="Garamond" w:cs="Garamond"/>
-          <w:color w:val="1F2937"/>
-          <w:sz w:val="24"/>
-          <w:szCs w:val="24"/>
-        </w:rPr>
+        <w:rPr/>
       </w:r>
     </w:p>
     <w:p/>
     <w:p>
       <w:pPr>
+        <w:pStyle w:val="LegalBody"/>
         <w:pBdr>
           <w:bottom w:val="single" w:sz="2" w:space="2" w:color="FDE8EC"/>
         </w:pBdr>
-        <w:spacing w:before="200" w:after="80"/>
       </w:pPr>
       <w:r>
         <w:rPr>
-          <w:rFonts w:ascii="Garamond" w:eastAsia="Garamond" w:hAnsi="Garamond" w:cs="Garamond"/>
           <w:b/>
           <w:bCs/>
-          <w:color w:val="E8647A"/>
-          <w:sz w:val="24"/>
-          <w:szCs w:val="24"/>
         </w:rPr>
         <w:t>2. Строителен надзор:</w:t>
       </w:r>
     </w:p>
     <w:p>
       <w:pPr>
-        <w:spacing w:before="60" w:after="60"/>
-        <w:jc w:val="both"/>
-      </w:pPr>
-      <w:r>
-        <w:rPr>
-          <w:rFonts w:ascii="Garamond" w:eastAsia="Garamond" w:hAnsi="Garamond" w:cs="Garamond"/>
-          <w:color w:val="1F2937"/>
-          <w:sz w:val="24"/>
-          <w:szCs w:val="24"/>
-        </w:rPr>
+        <w:pStyle w:val="LegalBody"/>
+      </w:pPr>
+      <w:r>
+        <w:rPr/>
         <w:t>{{Консултант_Управител}} — Управител на {{Консултант_Фирма}}</w:t>
       </w:r>
     </w:p>
     <w:p>
       <w:pPr>
-        <w:spacing w:before="60" w:after="60"/>
-        <w:jc w:val="both"/>
-      </w:pPr>
-      <w:r>
-        <w:rPr>
-          <w:rFonts w:ascii="Garamond" w:eastAsia="Garamond" w:hAnsi="Garamond" w:cs="Garamond"/>
-          <w:color w:val="1F2937"/>
-          <w:sz w:val="24"/>
-          <w:szCs w:val="24"/>
-        </w:rPr>
+        <w:pStyle w:val="LegalBody"/>
+      </w:pPr>
+      <w:r>
+        <w:rPr/>
         <w:t>{{Консултанти_Списък}}</w:t>
       </w:r>
     </w:p>
     <w:p>
       <w:pPr>
-        <w:spacing w:before="60" w:after="60"/>
-        <w:jc w:val="both"/>
-      </w:pPr>
-      <w:r>
-        <w:rPr>
-          <w:rFonts w:ascii="Garamond" w:eastAsia="Garamond" w:hAnsi="Garamond" w:cs="Garamond"/>
-          <w:color w:val="1F2937"/>
-          <w:sz w:val="24"/>
-          <w:szCs w:val="24"/>
-        </w:rPr>
+        <w:pStyle w:val="FieldHint"/>
+      </w:pPr>
+      <w:r>
+        <w:rPr/>
         <w:t>(лицето, упражняващо строителен надзор, и технически правоспособните физически лица по съответните части за изпълненото строителство)</w:t>
       </w:r>
     </w:p>
     <w:p/>
     <w:p>
       <w:pPr>
+        <w:pStyle w:val="LegalBody"/>
         <w:pBdr>
           <w:bottom w:val="single" w:sz="2" w:space="2" w:color="FDE8EC"/>
         </w:pBdr>
-        <w:spacing w:before="200" w:after="80"/>
       </w:pPr>
       <w:r>
         <w:rPr>
-          <w:rFonts w:ascii="Garamond" w:eastAsia="Garamond" w:hAnsi="Garamond" w:cs="Garamond"/>
           <w:b/>
           <w:bCs/>
-          <w:color w:val="E8647A"/>
-          <w:sz w:val="24"/>
-          <w:szCs w:val="24"/>
         </w:rPr>
         <w:t>3. Проектантите по съответните части:</w:t>
       </w:r>
     </w:p>
     <w:p>
       <w:pPr>
-        <w:spacing w:before="60" w:after="60"/>
-        <w:jc w:val="both"/>
-      </w:pPr>
-      <w:r>
-        <w:rPr>
-          <w:rFonts w:ascii="Garamond" w:eastAsia="Garamond" w:hAnsi="Garamond" w:cs="Garamond"/>
-          <w:color w:val="1F2937"/>
-          <w:sz w:val="24"/>
-          <w:szCs w:val="24"/>
-        </w:rPr>
+        <w:pStyle w:val="LegalBody"/>
+      </w:pPr>
+      <w:r>
+        <w:rPr/>
         <w:t>{{Проектанти_Списък}}</w:t>
       </w:r>
     </w:p>
     <w:p>
       <w:pPr>
-        <w:spacing w:before="60" w:after="60"/>
-        <w:jc w:val="both"/>
-      </w:pPr>
-      <w:r>
-        <w:rPr>
-          <w:rFonts w:ascii="Garamond" w:eastAsia="Garamond" w:hAnsi="Garamond" w:cs="Garamond"/>
-          <w:color w:val="1F2937"/>
-          <w:sz w:val="24"/>
-          <w:szCs w:val="24"/>
-        </w:rPr>
+        <w:pStyle w:val="FieldHint"/>
+      </w:pPr>
+      <w:r>
+        <w:rPr/>
         <w:t>(проектантите по съответните части за изпълненото строителство — трите имена по документ за самоличност и длъжност)</w:t>
       </w:r>
     </w:p>
     <w:p/>
     <w:p>
       <w:pPr>
+        <w:pStyle w:val="LegalBody"/>
         <w:pBdr>
           <w:bottom w:val="single" w:sz="2" w:space="2" w:color="FDE8EC"/>
         </w:pBdr>
-        <w:spacing w:before="200" w:after="80"/>
       </w:pPr>
       <w:r>
         <w:rPr>
-          <w:rFonts w:ascii="Garamond" w:eastAsia="Garamond" w:hAnsi="Garamond" w:cs="Garamond"/>
           <w:b/>
           <w:bCs/>
-          <w:color w:val="E8647A"/>
-          <w:sz w:val="24"/>
-          <w:szCs w:val="24"/>
         </w:rPr>
         <w:t>4. Технически контрол за част „Конструктивна“:</w:t>
       </w:r>
     </w:p>
     <w:p>
       <w:pPr>
+        <w:pStyle w:val="FieldHint"/>
+      </w:pPr>
+      <w:r>
+        <w:rPr/>
+        <w:t>...........................................</w:t>
+      </w:r>
+    </w:p>
+    <w:p>
+      <w:pPr>
+        <w:pStyle w:val="FieldHint"/>
+      </w:pPr>
+      <w:r>
+        <w:rPr/>
+        <w:t>(технически контрол за част „Конструктивна“ — трите имена и ЕГН)</w:t>
+      </w:r>
+    </w:p>
+    <w:p>
+      <w:pPr>
         <w:spacing w:before="60" w:after="60"/>
         <w:jc w:val="both"/>
       </w:pPr>
       <w:r>
-        <w:rPr>
-          <w:rFonts w:ascii="Garamond" w:eastAsia="Garamond" w:hAnsi="Garamond" w:cs="Garamond"/>
-          <w:color w:val="1F2937"/>
-          <w:sz w:val="24"/>
-          <w:szCs w:val="24"/>
-        </w:rPr>
-        <w:t>...........................................</w:t>
-      </w:r>
-    </w:p>
+        <w:rPr/>
+      </w:r>
+    </w:p>
+    <w:p>
+      <w:pPr>
+        <w:pStyle w:val="LegalBody"/>
+      </w:pPr>
+      <w:r>
+        <w:rPr/>
+        <w:t>5. Възложителя:</w:t>
+      </w:r>
+    </w:p>
+    <w:p>
+      <w:pPr>
+        <w:pStyle w:val="LegalBody"/>
+      </w:pPr>
+      <w:r>
+        <w:rPr/>
+        <w:t>{{Възложител_Блок}}</w:t>
+      </w:r>
+    </w:p>
+    <w:p>
+      <w:pPr>
+        <w:pStyle w:val="FieldHint"/>
+      </w:pPr>
+      <w:r>
+        <w:rPr/>
+        <w:t>(възложител — трите имена и ЕГН или фирмена регистрация)</w:t>
+      </w:r>
+    </w:p>
+    <w:p/>
+    <w:p>
+      <w:pPr>
+        <w:pStyle w:val="LegalBody"/>
+      </w:pPr>
+      <w:r>
+        <w:rPr/>
+        <w:t>във връзка с ............................................................................................................</w:t>
+      </w:r>
+    </w:p>
+    <w:p>
+      <w:pPr>
+        <w:pStyle w:val="FieldHint"/>
+      </w:pPr>
+      <w:r>
+        <w:rPr/>
+        <w:t>(посочва се основанието за продължаване на замразен строеж или смяна на строителя)</w:t>
+      </w:r>
+    </w:p>
+    <w:p>
+      <w:pPr>
+        <w:pStyle w:val="LegalBody"/>
+      </w:pPr>
+      <w:r>
+        <w:rPr/>
+        <w:t>съставихме този акт, с който установихме, че на ........................ г.</w:t>
+      </w:r>
+    </w:p>
+    <w:p>
+      <w:pPr>
+        <w:pStyle w:val="LegalBody"/>
+      </w:pPr>
+      <w:r>
+        <w:rPr/>
+        <w:t>състоянието на строежа, етапа или частта от него е следното:</w:t>
+      </w:r>
+    </w:p>
+    <w:p/>
+    <w:p>
+      <w:pPr>
+        <w:pStyle w:val="LegalBody"/>
+      </w:pPr>
+      <w:r>
+        <w:rPr/>
+        <w:t>1. Изпълнени строителни и монтажни работи: ............................................................................................................</w:t>
+      </w:r>
+      <w:r>
+        <w:rPr/>
+      </w:r>
+    </w:p>
+    <w:p>
+      <w:pPr>
+        <w:pStyle w:val="FieldHint"/>
+      </w:pPr>
+      <w:r>
+        <w:rPr/>
+        <w:t>................................................................................................................................................................</w:t>
+      </w:r>
+    </w:p>
+    <w:p>
+      <w:pPr>
+        <w:pStyle w:val="FieldHint"/>
+      </w:pPr>
+      <w:r>
+        <w:rPr/>
+        <w:t>...............................................................................................</w:t>
+      </w:r>
+      <w:r>
+        <w:rPr/>
+        <w:t>.................................................................</w:t>
+      </w:r>
+    </w:p>
+    <w:p/>
+    <w:p>
+      <w:pPr>
+        <w:pStyle w:val="LegalBody"/>
+      </w:pPr>
+      <w:r>
+        <w:rPr/>
+        <w:t>2. Изпълнени строителни и монтажни работи в отклонение от одобрен проект: ............................................................................................................</w:t>
+      </w:r>
+      <w:r>
+        <w:rPr/>
+      </w:r>
+    </w:p>
+    <w:p>
+      <w:pPr>
+        <w:pStyle w:val="FieldHint"/>
+      </w:pPr>
+      <w:r>
+        <w:rPr/>
+        <w:t>.............................................</w:t>
+      </w:r>
+      <w:r>
+        <w:rPr/>
+        <w:t>...................................................................................................................</w:t>
+      </w:r>
+    </w:p>
+    <w:p/>
+    <w:p>
+      <w:pPr>
+        <w:pStyle w:val="LegalBody"/>
+      </w:pPr>
+      <w:r>
+        <w:rPr/>
+        <w:t>3. Налични материали, инвентар, съоръжения и др.: ............................................................................................................</w:t>
+      </w:r>
+      <w:r>
+        <w:rPr/>
+      </w:r>
+      <w:r>
+        <w:rPr/>
+      </w:r>
+    </w:p>
+    <w:p>
+      <w:pPr>
+        <w:pStyle w:val="FieldHint"/>
+      </w:pPr>
+      <w:r>
+        <w:rPr/>
+        <w:t>................................................................................................................................................................</w:t>
+      </w:r>
+    </w:p>
+    <w:p/>
+    <w:p>
+      <w:pPr>
+        <w:pStyle w:val="LegalBody"/>
+      </w:pPr>
+      <w:r>
+        <w:rPr/>
+        <w:t>4. Извършени работи, които подлежат на събаряне и/или ремонт: ............................................................................................................</w:t>
+      </w:r>
+      <w:r>
+        <w:rPr/>
+      </w:r>
+      <w:r>
+        <w:rPr/>
+      </w:r>
+    </w:p>
+    <w:p>
+      <w:pPr>
+        <w:pStyle w:val="FieldHint"/>
+      </w:pPr>
+      <w:r>
+        <w:rPr/>
+        <w:t>................................................................................................................................................................</w:t>
+      </w:r>
+    </w:p>
+    <w:p/>
+    <w:p>
+      <w:pPr>
+        <w:pStyle w:val="LegalBody"/>
+      </w:pPr>
+      <w:r>
+        <w:rPr/>
+        <w:t>5. Необходими допълнителни проекти и срокове за представянето им: ............................................................................................................</w:t>
+      </w:r>
+      <w:r>
+        <w:rPr/>
+      </w:r>
+      <w:r>
+        <w:rPr/>
+      </w:r>
+    </w:p>
+    <w:p>
+      <w:pPr>
+        <w:pStyle w:val="FieldHint"/>
+      </w:pPr>
+      <w:r>
+        <w:rPr/>
+        <w:t>.........................................................................................................................................</w:t>
+      </w:r>
+      <w:r>
+        <w:rPr/>
+        <w:t>.......................</w:t>
+      </w:r>
+    </w:p>
+    <w:p/>
+    <w:p>
+      <w:pPr>
+        <w:pStyle w:val="LegalBody"/>
+      </w:pPr>
+      <w:r>
+        <w:rPr/>
+        <w:t>6. Други констатации и изисквания за възобновяване или продължаване на строителството: ............................................................................................................</w:t>
+      </w:r>
+      <w:r>
+        <w:rPr/>
+      </w:r>
+    </w:p>
+    <w:p>
+      <w:pPr>
+        <w:pStyle w:val="FieldHint"/>
+      </w:pPr>
+      <w:r>
+        <w:rPr/>
+        <w:t>................................................................................................................................................................</w:t>
+      </w:r>
+    </w:p>
+    <w:p/>
+    <w:p>
+      <w:pPr>
+        <w:pStyle w:val="FieldHint"/>
+      </w:pPr>
+      <w:r>
+        <w:rPr/>
+        <w:t>............................................................................................................</w:t>
+      </w:r>
+      <w:r>
+        <w:rPr/>
+      </w:r>
+      <w:r>
+        <w:rPr/>
+      </w:r>
+    </w:p>
+    <w:p>
+      <w:pPr>
+        <w:pStyle w:val="FieldHint"/>
+      </w:pPr>
+      <w:r>
+        <w:rPr/>
+        <w:t>................................................................................................................................................................</w:t>
+      </w:r>
+    </w:p>
+    <w:p/>
     <w:p>
       <w:pPr>
         <w:spacing w:before="60" w:after="60"/>
-        <w:jc w:val="both"/>
-      </w:pPr>
-      <w:r>
-        <w:rPr>
-          <w:rFonts w:ascii="Garamond" w:eastAsia="Garamond" w:hAnsi="Garamond" w:cs="Garamond"/>
-          <w:color w:val="1F2937"/>
-          <w:sz w:val="24"/>
-          <w:szCs w:val="24"/>
-        </w:rPr>
-        <w:t>(технически контрол за част „Конструктивна“ — трите имена и ЕГН)</w:t>
-      </w:r>
-    </w:p>
-    <w:p>
-      <w:pPr>
-        <w:spacing w:before="60" w:after="60"/>
-        <w:jc w:val="both"/>
-      </w:pPr>
-      <w:r>
-        <w:rPr>
-          <w:rFonts w:ascii="Garamond" w:eastAsia="Garamond" w:hAnsi="Garamond" w:cs="Garamond"/>
-          <w:color w:val="1F2937"/>
-          <w:sz w:val="24"/>
-          <w:szCs w:val="24"/>
-        </w:rPr>
-      </w:r>
-    </w:p>
-    <w:p>
-      <w:pPr>
-        <w:spacing w:before="60" w:after="60"/>
-        <w:jc w:val="both"/>
-      </w:pPr>
-      <w:r>
-        <w:rPr>
-          <w:rFonts w:ascii="Garamond" w:eastAsia="Garamond" w:hAnsi="Garamond" w:cs="Garamond"/>
-          <w:color w:val="1F2937"/>
-          <w:sz w:val="24"/>
-          <w:szCs w:val="24"/>
-        </w:rPr>
-        <w:t>5. Възложителя:</w:t>
-      </w:r>
-    </w:p>
-    <w:p>
-      <w:pPr>
-        <w:spacing w:before="60" w:after="60"/>
-        <w:jc w:val="both"/>
-      </w:pPr>
-      <w:r>
-        <w:rPr>
-          <w:rFonts w:ascii="Garamond" w:eastAsia="Garamond" w:hAnsi="Garamond" w:cs="Garamond"/>
-          <w:color w:val="1F2937"/>
-          <w:sz w:val="24"/>
-          <w:szCs w:val="24"/>
-        </w:rPr>
-        <w:t>{{Възложител_Блок}}</w:t>
-      </w:r>
-    </w:p>
-    <w:p>
-      <w:pPr>
-        <w:spacing w:before="60" w:after="60"/>
-        <w:jc w:val="both"/>
-      </w:pPr>
-      <w:r>
-        <w:rPr>
-          <w:rFonts w:ascii="Garamond" w:eastAsia="Garamond" w:hAnsi="Garamond" w:cs="Garamond"/>
-          <w:color w:val="1F2937"/>
-          <w:sz w:val="24"/>
-          <w:szCs w:val="24"/>
-        </w:rPr>
-        <w:t>(възложител — трите имена и ЕГН или фирмена регистрация)</w:t>
-      </w:r>
-    </w:p>
-    <w:p/>
-    <w:p>
-      <w:pPr>
-        <w:spacing w:before="60" w:after="60"/>
-        <w:jc w:val="both"/>
-      </w:pPr>
-      <w:r>
-        <w:rPr>
-          <w:rFonts w:ascii="Garamond" w:eastAsia="Garamond" w:hAnsi="Garamond" w:cs="Garamond"/>
-          <w:color w:val="1F2937"/>
-          <w:sz w:val="24"/>
-          <w:szCs w:val="24"/>
-        </w:rPr>
-        <w:t>във връзка с ............................................................................................................</w:t>
-      </w:r>
-    </w:p>
-    <w:p>
-      <w:pPr>
-        <w:spacing w:before="60" w:after="60"/>
-        <w:jc w:val="both"/>
-      </w:pPr>
-      <w:r>
-        <w:rPr>
-          <w:rFonts w:ascii="Garamond" w:eastAsia="Garamond" w:hAnsi="Garamond" w:cs="Garamond"/>
-          <w:color w:val="1F2937"/>
-          <w:sz w:val="24"/>
-          <w:szCs w:val="24"/>
-        </w:rPr>
-        <w:t>(посочва се основанието за продължаване на замразен строеж или смяна на строителя)</w:t>
-      </w:r>
-    </w:p>
-    <w:p>
-      <w:pPr>
-        <w:spacing w:before="60" w:after="60"/>
-        <w:jc w:val="both"/>
-      </w:pPr>
-      <w:r>
-        <w:rPr>
-          <w:rFonts w:ascii="Garamond" w:eastAsia="Garamond" w:hAnsi="Garamond" w:cs="Garamond"/>
-          <w:color w:val="1F2937"/>
-          <w:sz w:val="24"/>
-          <w:szCs w:val="24"/>
-        </w:rPr>
-        <w:t>съставихме този акт, с който установихме, че на ........................ г.</w:t>
-      </w:r>
-    </w:p>
-    <w:p>
-      <w:pPr>
-        <w:spacing w:before="60" w:after="60"/>
-        <w:jc w:val="both"/>
-      </w:pPr>
-      <w:r>
-        <w:rPr>
-          <w:rFonts w:ascii="Garamond" w:eastAsia="Garamond" w:hAnsi="Garamond" w:cs="Garamond"/>
-          <w:color w:val="1F2937"/>
-          <w:sz w:val="24"/>
-          <w:szCs w:val="24"/>
-        </w:rPr>
-        <w:t>състоянието на строежа, етапа или частта от него е следното:</w:t>
-      </w:r>
-    </w:p>
-    <w:p/>
-    <w:p>
-      <w:pPr>
-        <w:spacing w:before="60" w:after="60"/>
-      </w:pPr>
-      <w:r>
-        <w:rPr>
-          <w:rFonts w:ascii="Garamond" w:eastAsia="Garamond" w:hAnsi="Garamond" w:cs="Garamond"/>
-          <w:color w:val="2D3561"/>
-          <w:sz w:val="24"/>
-          <w:szCs w:val="24"/>
-        </w:rPr>
-        <w:t>1. Изпълнени строителни и монтажни работи: ............................................................................................................</w:t>
-      </w:r>
-      <w:r>
-        <w:rPr>
-          <w:rFonts w:ascii="Garamond" w:eastAsia="Garamond" w:hAnsi="Garamond" w:cs="Garamond"/>
-          <w:color w:val="9CA3AF"/>
-          <w:sz w:val="24"/>
-          <w:szCs w:val="24"/>
-        </w:rPr>
+      </w:pPr>
+      <w:r>
+        <w:rPr/>
+      </w:r>
+      <w:r>
+        <w:rPr/>
+      </w:r>
+      <w:r>
+        <w:rPr/>
       </w:r>
     </w:p>
     <w:p>
@@ -1065,359 +1062,10 @@
         <w:spacing w:before="40" w:after="40"/>
       </w:pPr>
       <w:r>
-        <w:rPr>
-          <w:rFonts w:ascii="Garamond" w:eastAsia="Garamond" w:hAnsi="Garamond" w:cs="Garamond"/>
-          <w:color w:val="9CA3AF"/>
-          <w:sz w:val="24"/>
-          <w:szCs w:val="24"/>
-        </w:rPr>
-        <w:t>................................................................................................................................................................</w:t>
-      </w:r>
-    </w:p>
-    <w:p>
-      <w:pPr>
-        <w:spacing w:before="40" w:after="40"/>
-      </w:pPr>
-      <w:r>
-        <w:rPr>
-          <w:rFonts w:ascii="Garamond" w:eastAsia="Garamond" w:hAnsi="Garamond" w:cs="Garamond"/>
-          <w:color w:val="9CA3AF"/>
-          <w:sz w:val="24"/>
-          <w:szCs w:val="24"/>
-        </w:rPr>
-        <w:t>...............................................................................................</w:t>
-      </w:r>
-      <w:r>
-        <w:rPr>
-          <w:rFonts w:ascii="Garamond" w:eastAsia="Garamond" w:hAnsi="Garamond" w:cs="Garamond"/>
-          <w:color w:val="9CA3AF"/>
-          <w:sz w:val="24"/>
-          <w:szCs w:val="24"/>
-        </w:rPr>
-        <w:t>.................................................................</w:t>
-      </w:r>
-    </w:p>
-    <w:p/>
-    <w:p>
-      <w:pPr>
-        <w:spacing w:before="60" w:after="60"/>
-      </w:pPr>
-      <w:r>
-        <w:rPr>
-          <w:rFonts w:ascii="Garamond" w:eastAsia="Garamond" w:hAnsi="Garamond" w:cs="Garamond"/>
-          <w:color w:val="2D3561"/>
-          <w:sz w:val="24"/>
-          <w:szCs w:val="24"/>
-        </w:rPr>
-        <w:t>2. Изпълнени строителни и монтажни работи в отклонение от одобрен проект: ............................................................................................................</w:t>
-      </w:r>
-      <w:r>
-        <w:rPr>
-          <w:rFonts w:ascii="Garamond" w:eastAsia="Garamond" w:hAnsi="Garamond" w:cs="Garamond"/>
-          <w:color w:val="9CA3AF"/>
-          <w:sz w:val="24"/>
-          <w:szCs w:val="24"/>
-        </w:rPr>
-      </w:r>
-    </w:p>
-    <w:p>
-      <w:pPr>
-        <w:spacing w:before="40" w:after="40"/>
-      </w:pPr>
-      <w:r>
-        <w:rPr>
-          <w:rFonts w:ascii="Garamond" w:eastAsia="Garamond" w:hAnsi="Garamond" w:cs="Garamond"/>
-          <w:color w:val="9CA3AF"/>
-          <w:sz w:val="24"/>
-          <w:szCs w:val="24"/>
-        </w:rPr>
-        <w:t>.............................................</w:t>
-      </w:r>
-      <w:r>
-        <w:rPr>
-          <w:rFonts w:ascii="Garamond" w:eastAsia="Garamond" w:hAnsi="Garamond" w:cs="Garamond"/>
-          <w:color w:val="9CA3AF"/>
-          <w:sz w:val="24"/>
-          <w:szCs w:val="24"/>
-        </w:rPr>
-        <w:t>...................................................................................................................</w:t>
-      </w:r>
-    </w:p>
-    <w:p/>
-    <w:p>
-      <w:pPr>
-        <w:spacing w:before="60" w:after="60"/>
-      </w:pPr>
-      <w:r>
-        <w:rPr>
-          <w:rFonts w:ascii="Garamond" w:eastAsia="Garamond" w:hAnsi="Garamond" w:cs="Garamond"/>
-          <w:color w:val="2D3561"/>
-          <w:sz w:val="24"/>
-          <w:szCs w:val="24"/>
-        </w:rPr>
-        <w:t>3. Налични материали, инвентар, съоръжения и др.: ............................................................................................................</w:t>
-      </w:r>
-      <w:r>
-        <w:rPr>
-          <w:rFonts w:ascii="Garamond" w:eastAsia="Garamond" w:hAnsi="Garamond" w:cs="Garamond"/>
-          <w:color w:val="9CA3AF"/>
-          <w:sz w:val="24"/>
-          <w:szCs w:val="24"/>
-        </w:rPr>
-      </w:r>
-      <w:r>
-        <w:rPr>
-          <w:rFonts w:ascii="Garamond" w:eastAsia="Garamond" w:hAnsi="Garamond" w:cs="Garamond"/>
-          <w:color w:val="9CA3AF"/>
-          <w:sz w:val="24"/>
-          <w:szCs w:val="24"/>
-        </w:rPr>
-      </w:r>
-    </w:p>
-    <w:p>
-      <w:pPr>
-        <w:spacing w:before="40" w:after="40"/>
-      </w:pPr>
-      <w:r>
-        <w:rPr>
-          <w:rFonts w:ascii="Garamond" w:eastAsia="Garamond" w:hAnsi="Garamond" w:cs="Garamond"/>
-          <w:color w:val="9CA3AF"/>
-          <w:sz w:val="24"/>
-          <w:szCs w:val="24"/>
-        </w:rPr>
-        <w:t>................................................................................................................................................................</w:t>
-      </w:r>
-    </w:p>
-    <w:p/>
-    <w:p>
-      <w:pPr>
-        <w:spacing w:before="60" w:after="60"/>
-      </w:pPr>
-      <w:r>
-        <w:rPr>
-          <w:rFonts w:ascii="Garamond" w:eastAsia="Garamond" w:hAnsi="Garamond" w:cs="Garamond"/>
-          <w:color w:val="2D3561"/>
-          <w:sz w:val="24"/>
-          <w:szCs w:val="24"/>
-        </w:rPr>
-        <w:t>4. Извършени работи, които подлежат на събаряне и/или ремонт: ............................................................................................................</w:t>
-      </w:r>
-      <w:r>
-        <w:rPr>
-          <w:rFonts w:ascii="Garamond" w:eastAsia="Garamond" w:hAnsi="Garamond" w:cs="Garamond"/>
-          <w:color w:val="9CA3AF"/>
-          <w:sz w:val="24"/>
-          <w:szCs w:val="24"/>
-        </w:rPr>
-      </w:r>
-      <w:r>
-        <w:rPr>
-          <w:rFonts w:ascii="Garamond" w:eastAsia="Garamond" w:hAnsi="Garamond" w:cs="Garamond"/>
-          <w:color w:val="9CA3AF"/>
-          <w:sz w:val="24"/>
-          <w:szCs w:val="24"/>
-        </w:rPr>
-      </w:r>
-    </w:p>
-    <w:p>
-      <w:pPr>
-        <w:spacing w:before="40" w:after="40"/>
-      </w:pPr>
-      <w:r>
-        <w:rPr>
-          <w:rFonts w:ascii="Garamond" w:eastAsia="Garamond" w:hAnsi="Garamond" w:cs="Garamond"/>
-          <w:color w:val="9CA3AF"/>
-          <w:sz w:val="24"/>
-          <w:szCs w:val="24"/>
-        </w:rPr>
-        <w:t>................................................................................................................................................................</w:t>
-      </w:r>
-    </w:p>
-    <w:p/>
-    <w:p>
-      <w:pPr>
-        <w:spacing w:before="60" w:after="60"/>
-      </w:pPr>
-      <w:r>
-        <w:rPr>
-          <w:rFonts w:ascii="Garamond" w:eastAsia="Garamond" w:hAnsi="Garamond" w:cs="Garamond"/>
-          <w:color w:val="2D3561"/>
-          <w:sz w:val="24"/>
-          <w:szCs w:val="24"/>
-        </w:rPr>
-        <w:t>5. Необходими допълнителни проекти и срокове за представянето им: ............................................................................................................</w:t>
-      </w:r>
-      <w:r>
-        <w:rPr>
-          <w:rFonts w:ascii="Garamond" w:eastAsia="Garamond" w:hAnsi="Garamond" w:cs="Garamond"/>
-          <w:color w:val="2D3561"/>
-          <w:sz w:val="24"/>
-          <w:szCs w:val="24"/>
-        </w:rPr>
-      </w:r>
-      <w:r>
-        <w:rPr>
-          <w:rFonts w:ascii="Garamond" w:eastAsia="Garamond" w:hAnsi="Garamond" w:cs="Garamond"/>
-          <w:color w:val="9CA3AF"/>
-          <w:sz w:val="24"/>
-          <w:szCs w:val="24"/>
-        </w:rPr>
-      </w:r>
-    </w:p>
-    <w:p>
-      <w:pPr>
-        <w:spacing w:before="40" w:after="40"/>
-      </w:pPr>
-      <w:r>
-        <w:rPr>
-          <w:rFonts w:ascii="Garamond" w:eastAsia="Garamond" w:hAnsi="Garamond" w:cs="Garamond"/>
-          <w:color w:val="9CA3AF"/>
-          <w:sz w:val="24"/>
-          <w:szCs w:val="24"/>
-        </w:rPr>
-        <w:t>.........................................................................................................................................</w:t>
-      </w:r>
-      <w:r>
-        <w:rPr>
-          <w:rFonts w:ascii="Garamond" w:eastAsia="Garamond" w:hAnsi="Garamond" w:cs="Garamond"/>
-          <w:color w:val="9CA3AF"/>
-          <w:sz w:val="24"/>
-          <w:szCs w:val="24"/>
-        </w:rPr>
-        <w:t>.......................</w:t>
-      </w:r>
-    </w:p>
-    <w:p/>
-    <w:p>
-      <w:pPr>
-        <w:spacing w:before="60" w:after="60"/>
-      </w:pPr>
-      <w:r>
-        <w:rPr>
-          <w:rFonts w:ascii="Garamond" w:eastAsia="Garamond" w:hAnsi="Garamond" w:cs="Garamond"/>
-          <w:color w:val="2D3561"/>
-          <w:sz w:val="24"/>
-          <w:szCs w:val="24"/>
-        </w:rPr>
-        <w:t>6. Други констатации и изисквания за възобновяване или продължаване на строителството: ............................................................................................................</w:t>
-      </w:r>
-      <w:r>
-        <w:rPr>
-          <w:rFonts w:ascii="Garamond" w:eastAsia="Garamond" w:hAnsi="Garamond" w:cs="Garamond"/>
-          <w:color w:val="9CA3AF"/>
-          <w:sz w:val="24"/>
-          <w:szCs w:val="24"/>
-        </w:rPr>
-      </w:r>
-    </w:p>
-    <w:p>
-      <w:pPr>
-        <w:spacing w:before="40" w:after="40"/>
-      </w:pPr>
-      <w:r>
-        <w:rPr>
-          <w:rFonts w:ascii="Garamond" w:eastAsia="Garamond" w:hAnsi="Garamond" w:cs="Garamond"/>
-          <w:color w:val="9CA3AF"/>
-          <w:sz w:val="24"/>
-          <w:szCs w:val="24"/>
-        </w:rPr>
-        <w:t>................................................................................................................................................................</w:t>
-      </w:r>
-    </w:p>
-    <w:p/>
-    <w:p>
-      <w:pPr>
-        <w:spacing w:before="60" w:after="60"/>
-      </w:pPr>
-      <w:r>
-        <w:rPr>
-          <w:rFonts w:ascii="Garamond" w:eastAsia="Garamond" w:hAnsi="Garamond" w:cs="Garamond"/>
-          <w:color w:val="2D3561"/>
-          <w:sz w:val="24"/>
-          <w:szCs w:val="24"/>
-        </w:rPr>
-        <w:t>............................................................................................................</w:t>
-      </w:r>
-      <w:r>
-        <w:rPr>
-          <w:rFonts w:ascii="Garamond" w:eastAsia="Garamond" w:hAnsi="Garamond" w:cs="Garamond"/>
-          <w:color w:val="9CA3AF"/>
-          <w:sz w:val="24"/>
-          <w:szCs w:val="24"/>
-        </w:rPr>
-      </w:r>
-      <w:r>
-        <w:rPr>
-          <w:rFonts w:ascii="Garamond" w:eastAsia="Garamond" w:hAnsi="Garamond" w:cs="Garamond"/>
-          <w:color w:val="9CA3AF"/>
-          <w:sz w:val="24"/>
-          <w:szCs w:val="24"/>
-        </w:rPr>
-      </w:r>
-    </w:p>
-    <w:p>
-      <w:pPr>
-        <w:spacing w:before="40" w:after="40"/>
-      </w:pPr>
-      <w:r>
-        <w:rPr>
-          <w:rFonts w:ascii="Garamond" w:eastAsia="Garamond" w:hAnsi="Garamond" w:cs="Garamond"/>
-          <w:color w:val="9CA3AF"/>
-          <w:sz w:val="24"/>
-          <w:szCs w:val="24"/>
-        </w:rPr>
-        <w:t>................................................................................................................................................................</w:t>
-      </w:r>
-    </w:p>
-    <w:p/>
-    <w:p>
-      <w:pPr>
-        <w:spacing w:before="60" w:after="60"/>
-      </w:pPr>
-      <w:r>
-        <w:rPr>
-          <w:rFonts w:ascii="Garamond" w:eastAsia="Garamond" w:hAnsi="Garamond" w:cs="Garamond"/>
-          <w:color w:val="2D3561"/>
-          <w:sz w:val="24"/>
-          <w:szCs w:val="24"/>
-        </w:rPr>
-      </w:r>
-      <w:r>
-        <w:rPr>
-          <w:rFonts w:ascii="Garamond" w:eastAsia="Garamond" w:hAnsi="Garamond" w:cs="Garamond"/>
-          <w:color w:val="2D3561"/>
-          <w:sz w:val="24"/>
-          <w:szCs w:val="24"/>
-        </w:rPr>
-      </w:r>
-      <w:r>
-        <w:rPr>
-          <w:rFonts w:ascii="Garamond" w:eastAsia="Garamond" w:hAnsi="Garamond" w:cs="Garamond"/>
-          <w:color w:val="9CA3AF"/>
-          <w:sz w:val="24"/>
-          <w:szCs w:val="24"/>
-        </w:rPr>
-      </w:r>
-    </w:p>
-    <w:p>
-      <w:pPr>
-        <w:spacing w:before="40" w:after="40"/>
-      </w:pPr>
-      <w:r>
-        <w:rPr>
-          <w:rFonts w:ascii="Garamond" w:eastAsia="Garamond" w:hAnsi="Garamond" w:cs="Garamond"/>
-          <w:color w:val="9CA3AF"/>
-          <w:sz w:val="24"/>
-          <w:szCs w:val="24"/>
-        </w:rPr>
-      </w:r>
-      <w:r>
-        <w:rPr>
-          <w:rFonts w:ascii="Garamond" w:eastAsia="Garamond" w:hAnsi="Garamond" w:cs="Garamond"/>
-          <w:color w:val="9CA3AF"/>
-          <w:sz w:val="24"/>
-          <w:szCs w:val="24"/>
-        </w:rPr>
+        <w:rPr/>
+      </w:r>
+      <w:r>
+        <w:rPr/>
       </w:r>
     </w:p>
     <w:p>
@@ -1430,274 +1078,160 @@
     </w:p>
     <w:p>
       <w:pPr>
+        <w:pStyle w:val="LegalBody"/>
         <w:pBdr>
           <w:bottom w:val="single" w:sz="2" w:space="2" w:color="FDE8EC"/>
         </w:pBdr>
-        <w:spacing w:before="200" w:after="80"/>
       </w:pPr>
       <w:r>
         <w:rPr>
-          <w:rFonts w:ascii="Garamond" w:eastAsia="Garamond" w:hAnsi="Garamond" w:cs="Garamond"/>
           <w:b/>
           <w:bCs/>
-          <w:color w:val="E8647A"/>
-          <w:sz w:val="24"/>
-          <w:szCs w:val="24"/>
         </w:rPr>
         <w:t>Съставили:</w:t>
       </w:r>
     </w:p>
     <w:p>
       <w:pPr>
-        <w:spacing w:before="100" w:after="60"/>
-      </w:pPr>
+        <w:pStyle w:val="LegalBody"/>
+      </w:pPr>
+      <w:r>
+        <w:rPr/>
+        <w:t>1. Строител:  ..............................   ({{Строител_Управител_1и3}})</w:t>
+      </w:r>
+      <w:r>
+        <w:rPr/>
+      </w:r>
       <w:r>
         <w:rPr>
-          <w:rFonts w:ascii="Garamond" w:eastAsia="Garamond" w:hAnsi="Garamond" w:cs="Garamond"/>
-          <w:color w:val="2D3561"/>
-          <w:sz w:val="24"/>
-          <w:szCs w:val="24"/>
-        </w:rPr>
-        <w:t>1. Строител:  ..............................   ({{Строител_Управител_1и3}})</w:t>
-      </w:r>
-      <w:r>
-        <w:rPr>
-          <w:rFonts w:ascii="Garamond" w:eastAsia="Garamond" w:hAnsi="Garamond" w:cs="Garamond"/>
-          <w:color w:val="9CA3AF"/>
-          <w:sz w:val="24"/>
-          <w:szCs w:val="24"/>
-        </w:rPr>
-      </w:r>
-      <w:r>
-        <w:rPr>
-          <w:rFonts w:ascii="Garamond" w:eastAsia="Garamond" w:hAnsi="Garamond" w:cs="Garamond"/>
           <w:i/>
           <w:iCs/>
-          <w:color w:val="6B7280"/>
-          <w:sz w:val="24"/>
-          <w:szCs w:val="24"/>
         </w:rPr>
       </w:r>
     </w:p>
     <w:p>
       <w:pPr>
-        <w:spacing w:before="100" w:after="60"/>
-      </w:pPr>
+        <w:pStyle w:val="LegalBody"/>
+      </w:pPr>
+      <w:r>
+        <w:rPr/>
+        <w:t xml:space="preserve">   Техн. ръководител:  ..............................   ({{ТехРък_1и3}})</w:t>
+      </w:r>
+      <w:r>
+        <w:rPr/>
+      </w:r>
       <w:r>
         <w:rPr>
-          <w:rFonts w:ascii="Garamond" w:eastAsia="Garamond" w:hAnsi="Garamond" w:cs="Garamond"/>
-          <w:color w:val="2D3561"/>
-          <w:sz w:val="24"/>
-          <w:szCs w:val="24"/>
-        </w:rPr>
-        <w:t xml:space="preserve">   Техн. ръководител:  ..............................   ({{ТехРък_1и3}})</w:t>
-      </w:r>
-      <w:r>
-        <w:rPr>
-          <w:rFonts w:ascii="Garamond" w:eastAsia="Garamond" w:hAnsi="Garamond" w:cs="Garamond"/>
-          <w:color w:val="9CA3AF"/>
-          <w:sz w:val="24"/>
-          <w:szCs w:val="24"/>
-        </w:rPr>
-      </w:r>
-      <w:r>
-        <w:rPr>
-          <w:rFonts w:ascii="Garamond" w:eastAsia="Garamond" w:hAnsi="Garamond" w:cs="Garamond"/>
           <w:i/>
           <w:iCs/>
-          <w:color w:val="6B7280"/>
-          <w:sz w:val="24"/>
-          <w:szCs w:val="24"/>
         </w:rPr>
       </w:r>
     </w:p>
     <w:p>
       <w:pPr>
-        <w:spacing w:before="60" w:after="60"/>
-        <w:jc w:val="both"/>
-      </w:pPr>
+        <w:pStyle w:val="LegalBody"/>
+      </w:pPr>
+      <w:r>
+        <w:rPr/>
+        <w:t>2. Управител СН:  ..............................   ({{Управител_1и3}})</w:t>
+      </w:r>
+    </w:p>
+    <w:p>
+      <w:pPr>
+        <w:pStyle w:val="LegalBody"/>
+      </w:pPr>
+      <w:r>
+        <w:rPr/>
+        <w:t>{{Консултанти_Подписи}}</w:t>
+      </w:r>
+    </w:p>
+    <w:p>
+      <w:pPr>
+        <w:pStyle w:val="LegalBody"/>
+      </w:pPr>
+      <w:r>
+        <w:rPr/>
+        <w:t>3. Проектанти:</w:t>
+      </w:r>
+      <w:r>
+        <w:rPr/>
+      </w:r>
       <w:r>
         <w:rPr>
-          <w:rFonts w:ascii="Garamond" w:eastAsia="Garamond" w:hAnsi="Garamond" w:cs="Garamond"/>
-          <w:color w:val="1F2937"/>
-          <w:sz w:val="24"/>
-          <w:szCs w:val="24"/>
-        </w:rPr>
-        <w:t>2. Управител СН:  ..............................   ({{Управител_1и3}})</w:t>
-      </w:r>
-    </w:p>
-    <w:p>
-      <w:pPr>
-        <w:spacing w:before="60" w:after="60"/>
-        <w:jc w:val="both"/>
-      </w:pPr>
-      <w:r>
-        <w:rPr>
-          <w:rFonts w:ascii="Garamond" w:eastAsia="Garamond" w:hAnsi="Garamond" w:cs="Garamond"/>
-          <w:color w:val="6B7280"/>
-          <w:sz w:val="24"/>
-          <w:szCs w:val="24"/>
-        </w:rPr>
-        <w:t>{{Консултанти_Подписи}}</w:t>
-      </w:r>
-    </w:p>
-    <w:p>
-      <w:pPr>
-        <w:spacing w:before="100" w:after="60"/>
-      </w:pPr>
-      <w:r>
-        <w:rPr>
-          <w:rFonts w:ascii="Garamond" w:eastAsia="Garamond" w:hAnsi="Garamond" w:cs="Garamond"/>
-          <w:color w:val="2D3561"/>
-          <w:sz w:val="24"/>
-          <w:szCs w:val="24"/>
-        </w:rPr>
-        <w:t>3. Проектанти:</w:t>
-      </w:r>
-      <w:r>
-        <w:rPr>
-          <w:rFonts w:ascii="Garamond" w:eastAsia="Garamond" w:hAnsi="Garamond" w:cs="Garamond"/>
-          <w:color w:val="9CA3AF"/>
-          <w:sz w:val="24"/>
-          <w:szCs w:val="24"/>
-        </w:rPr>
-      </w:r>
-      <w:r>
-        <w:rPr>
-          <w:rFonts w:ascii="Garamond" w:eastAsia="Garamond" w:hAnsi="Garamond" w:cs="Garamond"/>
           <w:i/>
           <w:iCs/>
-          <w:color w:val="6B7280"/>
-          <w:sz w:val="24"/>
-          <w:szCs w:val="24"/>
         </w:rPr>
       </w:r>
     </w:p>
     <w:p>
       <w:pPr>
-        <w:spacing w:before="100" w:after="60"/>
-      </w:pPr>
+        <w:pStyle w:val="LegalBody"/>
+      </w:pPr>
+      <w:r>
+        <w:rPr/>
+        <w:t>{{Проектанти_Подписи}}</w:t>
+      </w:r>
+      <w:r>
+        <w:rPr/>
+      </w:r>
       <w:r>
         <w:rPr>
-          <w:rFonts w:ascii="Garamond" w:eastAsia="Garamond" w:hAnsi="Garamond" w:cs="Garamond"/>
-          <w:color w:val="2D3561"/>
-          <w:sz w:val="24"/>
-          <w:szCs w:val="24"/>
-        </w:rPr>
-        <w:t>{{Проектанти_Подписи}}</w:t>
-      </w:r>
-      <w:r>
-        <w:rPr>
-          <w:rFonts w:ascii="Garamond" w:eastAsia="Garamond" w:hAnsi="Garamond" w:cs="Garamond"/>
-          <w:color w:val="9CA3AF"/>
-          <w:sz w:val="24"/>
-          <w:szCs w:val="24"/>
-        </w:rPr>
-      </w:r>
-      <w:r>
-        <w:rPr>
-          <w:rFonts w:ascii="Garamond" w:eastAsia="Garamond" w:hAnsi="Garamond" w:cs="Garamond"/>
           <w:i/>
           <w:iCs/>
-          <w:color w:val="6B7280"/>
-          <w:sz w:val="24"/>
-          <w:szCs w:val="24"/>
         </w:rPr>
       </w:r>
     </w:p>
     <w:p>
       <w:pPr>
-        <w:spacing w:before="100" w:after="60"/>
-      </w:pPr>
+        <w:pStyle w:val="LegalBody"/>
+      </w:pPr>
+      <w:r>
+        <w:rPr/>
+        <w:t>4. Технически контрол „Конструктивна“:  ..............................   (...........................................)</w:t>
+      </w:r>
+      <w:r>
+        <w:rPr/>
+      </w:r>
       <w:r>
         <w:rPr>
-          <w:rFonts w:ascii="Garamond" w:eastAsia="Garamond" w:hAnsi="Garamond" w:cs="Garamond"/>
-          <w:color w:val="2D3561"/>
-          <w:sz w:val="24"/>
-          <w:szCs w:val="24"/>
-        </w:rPr>
-        <w:t>4. Технически контрол „Конструктивна“:  ..............................   (...........................................)</w:t>
-      </w:r>
-      <w:r>
-        <w:rPr>
-          <w:rFonts w:ascii="Garamond" w:eastAsia="Garamond" w:hAnsi="Garamond" w:cs="Garamond"/>
-          <w:color w:val="9CA3AF"/>
-          <w:sz w:val="24"/>
-          <w:szCs w:val="24"/>
-        </w:rPr>
-      </w:r>
-      <w:r>
-        <w:rPr>
-          <w:rFonts w:ascii="Garamond" w:eastAsia="Garamond" w:hAnsi="Garamond" w:cs="Garamond"/>
           <w:i/>
           <w:iCs/>
-          <w:color w:val="6B7280"/>
-          <w:sz w:val="24"/>
-          <w:szCs w:val="24"/>
         </w:rPr>
       </w:r>
     </w:p>
     <w:p>
       <w:pPr>
-        <w:spacing w:before="100" w:after="60"/>
-      </w:pPr>
+        <w:pStyle w:val="LegalBody"/>
+      </w:pPr>
+      <w:r>
+        <w:rPr/>
+        <w:t>5. Възложител:</w:t>
+      </w:r>
+      <w:r>
+        <w:rPr/>
+      </w:r>
       <w:r>
         <w:rPr>
-          <w:rFonts w:ascii="Garamond" w:eastAsia="Garamond" w:hAnsi="Garamond" w:cs="Garamond"/>
-          <w:color w:val="2D3561"/>
-          <w:sz w:val="24"/>
-          <w:szCs w:val="24"/>
-        </w:rPr>
-        <w:t>5. Възложител:</w:t>
-      </w:r>
-      <w:r>
-        <w:rPr>
-          <w:rFonts w:ascii="Garamond" w:eastAsia="Garamond" w:hAnsi="Garamond" w:cs="Garamond"/>
-          <w:color w:val="9CA3AF"/>
-          <w:sz w:val="24"/>
-          <w:szCs w:val="24"/>
-        </w:rPr>
-      </w:r>
-      <w:r>
-        <w:rPr>
-          <w:rFonts w:ascii="Garamond" w:eastAsia="Garamond" w:hAnsi="Garamond" w:cs="Garamond"/>
           <w:i/>
           <w:iCs/>
-          <w:color w:val="6B7280"/>
-          <w:sz w:val="24"/>
-          <w:szCs w:val="24"/>
         </w:rPr>
       </w:r>
     </w:p>
     <w:p>
       <w:pPr>
-        <w:spacing w:before="100" w:after="60"/>
-      </w:pPr>
+        <w:pStyle w:val="LegalBody"/>
+      </w:pPr>
+      <w:r>
+        <w:rPr/>
+        <w:t>{{Възложители_Подписни_Редове}}</w:t>
+      </w:r>
+      <w:r>
+        <w:rPr/>
+      </w:r>
       <w:r>
         <w:rPr>
-          <w:rFonts w:ascii="Garamond" w:eastAsia="Garamond" w:hAnsi="Garamond" w:cs="Garamond"/>
-          <w:color w:val="2D3561"/>
-          <w:sz w:val="24"/>
-          <w:szCs w:val="24"/>
-        </w:rPr>
-        <w:t>{{Възложители_Подписни_Редове}}</w:t>
-      </w:r>
-      <w:r>
-        <w:rPr>
-          <w:rFonts w:ascii="Garamond" w:eastAsia="Garamond" w:hAnsi="Garamond" w:cs="Garamond"/>
-          <w:color w:val="9CA3AF"/>
-          <w:sz w:val="24"/>
-          <w:szCs w:val="24"/>
-        </w:rPr>
-      </w:r>
-      <w:r>
-        <w:rPr>
-          <w:rFonts w:ascii="Garamond" w:eastAsia="Garamond" w:hAnsi="Garamond" w:cs="Garamond"/>
           <w:i/>
           <w:iCs/>
-          <w:color w:val="6B7280"/>
-          <w:sz w:val="24"/>
-          <w:szCs w:val="24"/>
         </w:rPr>
       </w:r>
     </w:p>
@@ -1706,99 +1240,59 @@
         <w:spacing w:before="100" w:after="60"/>
       </w:pPr>
       <w:r>
+        <w:rPr/>
+      </w:r>
+      <w:r>
+        <w:rPr/>
+      </w:r>
+      <w:r>
         <w:rPr>
-          <w:rFonts w:ascii="Garamond" w:eastAsia="Garamond" w:hAnsi="Garamond" w:cs="Garamond"/>
-          <w:color w:val="2D3561"/>
-          <w:sz w:val="24"/>
-          <w:szCs w:val="24"/>
-        </w:rPr>
-      </w:r>
-      <w:r>
-        <w:rPr>
-          <w:rFonts w:ascii="Garamond" w:eastAsia="Garamond" w:hAnsi="Garamond" w:cs="Garamond"/>
-          <w:color w:val="9CA3AF"/>
-          <w:sz w:val="24"/>
-          <w:szCs w:val="24"/>
-        </w:rPr>
-      </w:r>
-      <w:r>
-        <w:rPr>
-          <w:rFonts w:ascii="Garamond" w:eastAsia="Garamond" w:hAnsi="Garamond" w:cs="Garamond"/>
           <w:i/>
           <w:iCs/>
-          <w:color w:val="6B7280"/>
-          <w:sz w:val="24"/>
-          <w:szCs w:val="24"/>
         </w:rPr>
       </w:r>
     </w:p>
     <w:p>
       <w:pPr>
-        <w:spacing w:before="100" w:after="60"/>
-      </w:pPr>
+        <w:pStyle w:val="FieldHint"/>
+      </w:pPr>
+      <w:r>
+        <w:rPr/>
+        <w:t>..............................................................</w:t>
+      </w:r>
+      <w:r>
+        <w:rPr/>
+      </w:r>
       <w:r>
         <w:rPr>
-          <w:rFonts w:ascii="Garamond" w:eastAsia="Garamond" w:hAnsi="Garamond" w:cs="Garamond"/>
-          <w:color w:val="2D3561"/>
-          <w:sz w:val="24"/>
-          <w:szCs w:val="24"/>
-        </w:rPr>
-        <w:t>..............................................................</w:t>
-      </w:r>
-      <w:r>
-        <w:rPr>
-          <w:rFonts w:ascii="Garamond" w:eastAsia="Garamond" w:hAnsi="Garamond" w:cs="Garamond"/>
-          <w:color w:val="9CA3AF"/>
-          <w:sz w:val="24"/>
-          <w:szCs w:val="24"/>
-        </w:rPr>
-      </w:r>
-      <w:r>
-        <w:rPr>
-          <w:rFonts w:ascii="Garamond" w:eastAsia="Garamond" w:hAnsi="Garamond" w:cs="Garamond"/>
           <w:i/>
           <w:iCs/>
-          <w:color w:val="6B7280"/>
-          <w:sz w:val="24"/>
-          <w:szCs w:val="24"/>
         </w:rPr>
       </w:r>
     </w:p>
     <w:p>
       <w:pPr>
-        <w:spacing w:before="100" w:after="60"/>
-      </w:pPr>
+        <w:pStyle w:val="FieldHint"/>
+      </w:pPr>
+      <w:r>
+        <w:rPr/>
+        <w:t>(име и фамилия, подпис и печат)</w:t>
+      </w:r>
+      <w:r>
+        <w:rPr/>
+      </w:r>
       <w:r>
         <w:rPr>
-          <w:rFonts w:ascii="Garamond" w:eastAsia="Garamond" w:hAnsi="Garamond" w:cs="Garamond"/>
-          <w:color w:val="2D3561"/>
-          <w:sz w:val="24"/>
-          <w:szCs w:val="24"/>
-        </w:rPr>
-        <w:t>(име и фамилия, подпис и печат)</w:t>
-      </w:r>
-      <w:r>
-        <w:rPr>
-          <w:rFonts w:ascii="Garamond" w:eastAsia="Garamond" w:hAnsi="Garamond" w:cs="Garamond"/>
-          <w:color w:val="9CA3AF"/>
-          <w:sz w:val="24"/>
-          <w:szCs w:val="24"/>
-        </w:rPr>
-      </w:r>
-      <w:r>
-        <w:rPr>
-          <w:rFonts w:ascii="Garamond" w:eastAsia="Garamond" w:hAnsi="Garamond" w:cs="Garamond"/>
           <w:i/>
           <w:iCs/>
-          <w:color w:val="6B7280"/>
-          <w:sz w:val="24"/>
-          <w:szCs w:val="24"/>
         </w:rPr>
       </w:r>
     </w:p>
     <w:sectPr>
+      <w:headerReference w:type="default" r:id="rId7"/>
+      <w:footerReference w:type="default" r:id="rId8"/>
       <w:pgSz w:w="11906" w:h="16838"/>
-      <w:pgMar w:top="1134" w:right="1134" w:bottom="1134" w:left="1701" w:header="708" w:footer="708" w:gutter="0"/>
+      <w:pgMar w:top="850" w:right="707" w:bottom="850" w:left="1020" w:header="708" w:footer="708" w:gutter="0"/>
       <w:cols w:space="708"/>
       <w:docGrid w:linePitch="360"/>
     </w:sectPr>
@@ -1825,6 +1319,16 @@
 </w:endnotes>
 </file>
 
+<file path=word/footer1.xml><?xml version="1.0" encoding="utf-8"?>
+<w:ftr xmlns:m="http://schemas.openxmlformats.org/officeDocument/2006/math" xmlns:mc="http://schemas.openxmlformats.org/markup-compatibility/2006" xmlns:mo="http://schemas.microsoft.com/office/mac/office/2008/main" xmlns:mv="urn:schemas-microsoft-com:mac:vml" xmlns:o="urn:schemas-microsoft-com:office:office" xmlns:r="http://schemas.openxmlformats.org/officeDocument/2006/relationships" xmlns:v="urn:schemas-microsoft-com:vml" xmlns:w10="urn:schemas-microsoft-com:office:word" xmlns:w14="http://schemas.microsoft.com/office/word/2010/wordml" xmlns:w="http://schemas.openxmlformats.org/wordprocessingml/2006/main" xmlns:wne="http://schemas.microsoft.com/office/word/2006/wordml" xmlns:wp14="http://schemas.microsoft.com/office/word/2010/wordprocessingDrawing" xmlns:wp="http://schemas.openxmlformats.org/drawingml/2006/wordprocessingDrawing" xmlns:wpc="http://schemas.microsoft.com/office/word/2010/wordprocessingCanvas" xmlns:wpg="http://schemas.microsoft.com/office/word/2010/wordprocessingGroup" xmlns:wpi="http://schemas.microsoft.com/office/word/2010/wordprocessingInk" xmlns:wps="http://schemas.microsoft.com/office/word/2010/wordprocessingShape" mc:Ignorable="w14 wp14">
+  <w:p>
+    <w:pPr>
+      <w:pStyle w:val="Footer"/>
+    </w:pPr>
+  </w:p>
+</w:ftr>
+</file>
+
 <file path=word/footnotes.xml><?xml version="1.0" encoding="utf-8"?>
 <w:footnotes xmlns:wpc="http://schemas.microsoft.com/office/word/2010/wordprocessingCanvas" xmlns:cx="http://schemas.microsoft.com/office/drawing/2014/chartex" xmlns:cx1="http://schemas.microsoft.com/office/drawing/2015/9/8/chartex" xmlns:mc="http://schemas.openxmlformats.org/markup-compatibility/2006" xmlns:o="urn:schemas-microsoft-com:office:office" xmlns:r="http://schemas.openxmlformats.org/officeDocument/2006/relationships" xmlns:m="http://schemas.openxmlformats.org/officeDocument/2006/math" xmlns:v="urn:schemas-microsoft-com:vml" xmlns:wp14="http://schemas.microsoft.com/office/word/2010/wordprocessingDrawing" xmlns:wp="http://schemas.openxmlformats.org/drawingml/2006/wordprocessingDrawing" xmlns:w10="urn:schemas-microsoft-com:office:word" xmlns:w="http://schemas.openxmlformats.org/wordprocessingml/2006/main" xmlns:w14="http://schemas.microsoft.com/office/word/2010/wordml" xmlns:w15="http://schemas.microsoft.com/office/word/2012/wordml" xmlns:w16se="http://schemas.microsoft.com/office/word/2015/wordml/symex" xmlns:wpg="http://schemas.microsoft.com/office/word/2010/wordprocessingGroup" xmlns:wpi="http://schemas.microsoft.com/office/word/2010/wordprocessingInk" xmlns:wne="http://schemas.microsoft.com/office/word/2006/wordml" xmlns:wps="http://schemas.microsoft.com/office/word/2010/wordprocessingShape" mc:Ignorable="w14 w15 w16se wp14">
   <w:footnote w:type="separator" w:id="-1">
@@ -1842,6 +1346,16 @@
     </w:p>
   </w:footnote>
 </w:footnotes>
+</file>
+
+<file path=word/header1.xml><?xml version="1.0" encoding="utf-8"?>
+<w:hdr xmlns:m="http://schemas.openxmlformats.org/officeDocument/2006/math" xmlns:mc="http://schemas.openxmlformats.org/markup-compatibility/2006" xmlns:mo="http://schemas.microsoft.com/office/mac/office/2008/main" xmlns:mv="urn:schemas-microsoft-com:mac:vml" xmlns:o="urn:schemas-microsoft-com:office:office" xmlns:r="http://schemas.openxmlformats.org/officeDocument/2006/relationships" xmlns:v="urn:schemas-microsoft-com:vml" xmlns:w10="urn:schemas-microsoft-com:office:word" xmlns:w14="http://schemas.microsoft.com/office/word/2010/wordml" xmlns:w="http://schemas.openxmlformats.org/wordprocessingml/2006/main" xmlns:wne="http://schemas.microsoft.com/office/word/2006/wordml" xmlns:wp14="http://schemas.microsoft.com/office/word/2010/wordprocessingDrawing" xmlns:wp="http://schemas.openxmlformats.org/drawingml/2006/wordprocessingDrawing" xmlns:wpc="http://schemas.microsoft.com/office/word/2010/wordprocessingCanvas" xmlns:wpg="http://schemas.microsoft.com/office/word/2010/wordprocessingGroup" xmlns:wpi="http://schemas.microsoft.com/office/word/2010/wordprocessingInk" xmlns:wps="http://schemas.microsoft.com/office/word/2010/wordprocessingShape" mc:Ignorable="w14 wp14">
+  <w:p>
+    <w:pPr>
+      <w:pStyle w:val="Header"/>
+    </w:pPr>
+  </w:p>
+</w:hdr>
 </file>
 
 <file path=word/numbering.xml><?xml version="1.0" encoding="utf-8"?>
@@ -1946,11 +1460,17 @@
   <w:docDefaults>
     <w:rPrDefault>
       <w:rPr>
-        <w:rFonts w:ascii="Times New Roman" w:eastAsia="Times New Roman" w:hAnsi="Times New Roman" w:cs="Times New Roman"/>
-        <w:lang w:val="bg-BG" w:eastAsia="bg-BG" w:bidi="ar-SA"/>
+        <w:rFonts w:asciiTheme="minorHAnsi" w:eastAsiaTheme="minorEastAsia" w:hAnsiTheme="minorHAnsi" w:cstheme="minorBidi"/>
+        <w:sz w:val="22"/>
+        <w:szCs w:val="22"/>
+        <w:lang w:val="en-US" w:eastAsia="en-US" w:bidi="ar-SA"/>
       </w:rPr>
     </w:rPrDefault>
-    <w:pPrDefault/>
+    <w:pPrDefault>
+      <w:pPr>
+        <w:spacing w:after="200" w:line="276" w:lineRule="auto"/>
+      </w:pPr>
+    </w:pPrDefault>
   </w:docDefaults>
   <w:latentStyles w:defLockedState="0" w:defUIPriority="99" w:defSemiHidden="0" w:defUnhideWhenUsed="0" w:defQFormat="0" w:count="371">
     <w:lsdException w:name="Normal" w:uiPriority="0" w:qFormat="1"/>
@@ -2325,10 +1845,6 @@
     <w:lsdException w:name="List Table 6 Colorful Accent 6" w:uiPriority="51"/>
     <w:lsdException w:name="List Table 7 Colorful Accent 6" w:uiPriority="52"/>
   </w:latentStyles>
-  <w:style w:type="paragraph" w:default="1" w:styleId="Normal">
-    <w:name w:val="Normal"/>
-    <w:qFormat/>
-  </w:style>
   <w:style w:type="paragraph" w:styleId="Heading1">
     <w:name w:val="heading 1"/>
     <w:qFormat/>
@@ -2507,6 +2023,19 @@
       <w:szCs w:val="20"/>
     </w:rPr>
   </w:style>
+  <w:style w:type="paragraph" w:default="1" w:styleId="Normal">
+    <w:name w:val="Normal"/>
+    <w:qFormat/>
+    <w:rsid w:val="00FC693F"/>
+    <w:pPr>
+      <w:spacing w:after="60" w:line="300" w:lineRule="auto"/>
+    </w:pPr>
+    <w:rPr>
+      <w:rFonts w:ascii="Georgia" w:hAnsi="Georgia"/>
+      <w:color w:val="1C1C1C"/>
+      <w:sz w:val="20"/>
+    </w:rPr>
+  </w:style>
   <w:style w:type="paragraph" w:customStyle="1" w:styleId="DocumentMeta">
     <w:name w:val="Document Meta"/>
     <w:basedOn w:val="Normal"/>
@@ -2519,27 +2048,34 @@
       <w:sz w:val="17"/>
     </w:rPr>
   </w:style>
-  <w:style w:type="paragraph" w:customStyle="1" w:styleId="FieldLabel">
-    <w:name w:val="Field Label"/>
+  <w:style w:type="paragraph" w:customStyle="1" w:styleId="DocumentTitle">
+    <w:name w:val="Document Title"/>
     <w:basedOn w:val="Normal"/>
     <w:pPr>
-      <w:spacing w:after="0" w:line="252" w:lineRule="auto"/>
+      <w:spacing w:after="80" w:line="240" w:lineRule="auto"/>
     </w:pPr>
     <w:rPr>
       <w:rFonts w:ascii="Arial" w:hAnsi="Arial"/>
       <w:b/>
-      <w:sz w:val="18"/>
+      <w:color w:val="1F3A5F"/>
+      <w:sz w:val="32"/>
     </w:rPr>
   </w:style>
-  <w:style w:type="paragraph" w:customStyle="1" w:styleId="FieldValue">
-    <w:name w:val="Field Value"/>
+  <w:style w:type="paragraph" w:customStyle="1" w:styleId="DocumentSubtitle">
+    <w:name w:val="Document Subtitle"/>
     <w:basedOn w:val="Normal"/>
     <w:pPr>
-      <w:spacing w:after="0" w:line="276" w:lineRule="auto"/>
+      <w:spacing w:after="180" w:line="288" w:lineRule="auto"/>
     </w:pPr>
     <w:rPr>
-      <w:sz w:val="18"/>
+      <w:rFonts w:ascii="Arial" w:hAnsi="Arial"/>
+      <w:b/>
+      <w:sz w:val="21"/>
     </w:rPr>
+  </w:style>
+  <w:style w:type="paragraph" w:customStyle="1" w:styleId="LegalBody">
+    <w:name w:val="Legal Body"/>
+    <w:basedOn w:val="Normal"/>
   </w:style>
   <w:style w:type="paragraph" w:customStyle="1" w:styleId="FieldHint">
     <w:name w:val="Field Hint"/>
@@ -2554,34 +2090,52 @@
       <w:sz w:val="16"/>
     </w:rPr>
   </w:style>
-  <w:style w:type="paragraph" w:customStyle="1" w:styleId="DocumentTitle">
-    <w:name w:val="Document Title"/>
+  <w:style w:type="paragraph" w:customStyle="1" w:styleId="SectionHeading">
+    <w:name w:val="Section Heading"/>
     <w:basedOn w:val="Normal"/>
     <w:pPr>
-      <w:spacing w:after="80" w:line="240" w:lineRule="auto"/>
+      <w:spacing w:after="100" w:line="240" w:lineRule="auto"/>
     </w:pPr>
     <w:rPr>
       <w:rFonts w:ascii="Arial" w:hAnsi="Arial"/>
       <w:b/>
       <w:color w:val="1F3A5F"/>
-      <w:sz w:val="32"/>
+      <w:sz w:val="21"/>
     </w:rPr>
   </w:style>
-  <w:style w:type="paragraph" w:customStyle="1" w:styleId="DocumentSubtitle">
-    <w:name w:val="Document Subtitle"/>
+  <w:style w:type="paragraph" w:customStyle="1" w:styleId="FieldLabel">
+    <w:name w:val="Field Label"/>
     <w:basedOn w:val="Normal"/>
     <w:pPr>
-      <w:spacing w:after="180" w:line="288" w:lineRule="auto"/>
+      <w:spacing w:after="0" w:line="252" w:lineRule="auto"/>
     </w:pPr>
     <w:rPr>
       <w:rFonts w:ascii="Arial" w:hAnsi="Arial"/>
       <w:b/>
-      <w:sz w:val="21"/>
+      <w:sz w:val="18"/>
     </w:rPr>
   </w:style>
-  <w:style w:type="paragraph" w:customStyle="1" w:styleId="LegalBody">
-    <w:name w:val="Legal Body"/>
+  <w:style w:type="paragraph" w:customStyle="1" w:styleId="FieldValue">
+    <w:name w:val="Field Value"/>
     <w:basedOn w:val="Normal"/>
+    <w:pPr>
+      <w:spacing w:after="0" w:line="276" w:lineRule="auto"/>
+    </w:pPr>
+    <w:rPr>
+      <w:sz w:val="18"/>
+    </w:rPr>
+  </w:style>
+  <w:style w:type="paragraph" w:customStyle="1" w:styleId="SignatureRole">
+    <w:name w:val="Signature Role"/>
+    <w:basedOn w:val="Normal"/>
+    <w:pPr>
+      <w:spacing w:after="0" w:line="252" w:lineRule="auto"/>
+    </w:pPr>
+    <w:rPr>
+      <w:rFonts w:ascii="Arial" w:hAnsi="Arial"/>
+      <w:b/>
+      <w:sz w:val="17"/>
+    </w:rPr>
   </w:style>
 </w:styles>
 </file>

--- a/templates/Akt_11_Template.docx
+++ b/templates/Akt_11_Template.docx
@@ -1093,11 +1093,59 @@
     </w:p>
     <w:p>
       <w:pPr>
-        <w:pStyle w:val="LegalBody"/>
+        <w:pStyle w:val="SignatureLine"/>
       </w:pPr>
       <w:r>
         <w:rPr/>
         <w:t>1. Строител:  ..............................   ({{Строител_Управител_1и3}})</w:t>
+      </w:r>
+      <w:r>
+        <w:rPr/>
+      </w:r>
+      <w:r>
+        <w:rPr/>
+      </w:r>
+    </w:p>
+    <w:p>
+      <w:pPr>
+        <w:pStyle w:val="SignatureLine"/>
+      </w:pPr>
+      <w:r>
+        <w:rPr/>
+        <w:t xml:space="preserve">   Техн. ръководител:  ..............................   ({{ТехРък_1и3}})</w:t>
+      </w:r>
+      <w:r>
+        <w:rPr/>
+      </w:r>
+      <w:r>
+        <w:rPr/>
+      </w:r>
+    </w:p>
+    <w:p>
+      <w:pPr>
+        <w:pStyle w:val="SignatureLine"/>
+      </w:pPr>
+      <w:r>
+        <w:rPr/>
+        <w:t>2. Управител СН:  ..............................   ({{Управител_1и3}})</w:t>
+      </w:r>
+    </w:p>
+    <w:p>
+      <w:pPr>
+        <w:pStyle w:val="LegalBody"/>
+      </w:pPr>
+      <w:r>
+        <w:rPr/>
+        <w:t>{{Консултанти_Подписи}}</w:t>
+      </w:r>
+    </w:p>
+    <w:p>
+      <w:pPr>
+        <w:pStyle w:val="LegalBody"/>
+      </w:pPr>
+      <w:r>
+        <w:rPr/>
+        <w:t>3. Проектанти:</w:t>
       </w:r>
       <w:r>
         <w:rPr/>
@@ -1115,7 +1163,7 @@
       </w:pPr>
       <w:r>
         <w:rPr/>
-        <w:t xml:space="preserve">   Техн. ръководител:  ..............................   ({{ТехРък_1и3}})</w:t>
+        <w:t>{{Проектанти_Подписи}}</w:t>
       </w:r>
       <w:r>
         <w:rPr/>
@@ -1129,29 +1177,26 @@
     </w:p>
     <w:p>
       <w:pPr>
-        <w:pStyle w:val="LegalBody"/>
-      </w:pPr>
-      <w:r>
-        <w:rPr/>
-        <w:t>2. Управител СН:  ..............................   ({{Управител_1и3}})</w:t>
-      </w:r>
-    </w:p>
-    <w:p>
-      <w:pPr>
-        <w:pStyle w:val="LegalBody"/>
-      </w:pPr>
-      <w:r>
-        <w:rPr/>
-        <w:t>{{Консултанти_Подписи}}</w:t>
-      </w:r>
-    </w:p>
-    <w:p>
-      <w:pPr>
-        <w:pStyle w:val="LegalBody"/>
-      </w:pPr>
-      <w:r>
-        <w:rPr/>
-        <w:t>3. Проектанти:</w:t>
+        <w:pStyle w:val="SignatureLine"/>
+      </w:pPr>
+      <w:r>
+        <w:rPr/>
+        <w:t>4. Технически контрол „Конструктивна“:  ..............................   (...........................................)</w:t>
+      </w:r>
+      <w:r>
+        <w:rPr/>
+      </w:r>
+      <w:r>
+        <w:rPr/>
+      </w:r>
+    </w:p>
+    <w:p>
+      <w:pPr>
+        <w:pStyle w:val="LegalBody"/>
+      </w:pPr>
+      <w:r>
+        <w:rPr/>
+        <w:t>5. Възложител:</w:t>
       </w:r>
       <w:r>
         <w:rPr/>
@@ -1165,61 +1210,7 @@
     </w:p>
     <w:p>
       <w:pPr>
-        <w:pStyle w:val="LegalBody"/>
-      </w:pPr>
-      <w:r>
-        <w:rPr/>
-        <w:t>{{Проектанти_Подписи}}</w:t>
-      </w:r>
-      <w:r>
-        <w:rPr/>
-      </w:r>
-      <w:r>
-        <w:rPr>
-          <w:i/>
-          <w:iCs/>
-        </w:rPr>
-      </w:r>
-    </w:p>
-    <w:p>
-      <w:pPr>
-        <w:pStyle w:val="LegalBody"/>
-      </w:pPr>
-      <w:r>
-        <w:rPr/>
-        <w:t>4. Технически контрол „Конструктивна“:  ..............................   (...........................................)</w:t>
-      </w:r>
-      <w:r>
-        <w:rPr/>
-      </w:r>
-      <w:r>
-        <w:rPr>
-          <w:i/>
-          <w:iCs/>
-        </w:rPr>
-      </w:r>
-    </w:p>
-    <w:p>
-      <w:pPr>
-        <w:pStyle w:val="LegalBody"/>
-      </w:pPr>
-      <w:r>
-        <w:rPr/>
-        <w:t>5. Възложител:</w:t>
-      </w:r>
-      <w:r>
-        <w:rPr/>
-      </w:r>
-      <w:r>
-        <w:rPr>
-          <w:i/>
-          <w:iCs/>
-        </w:rPr>
-      </w:r>
-    </w:p>
-    <w:p>
-      <w:pPr>
-        <w:pStyle w:val="LegalBody"/>
+        <w:pStyle w:val="SignatureLine"/>
       </w:pPr>
       <w:r>
         <w:rPr/>
@@ -1229,10 +1220,7 @@
         <w:rPr/>
       </w:r>
       <w:r>
-        <w:rPr>
-          <w:i/>
-          <w:iCs/>
-        </w:rPr>
+        <w:rPr/>
       </w:r>
     </w:p>
     <w:p>
@@ -2137,6 +2125,22 @@
       <w:sz w:val="17"/>
     </w:rPr>
   </w:style>
+  <w:style w:type="paragraph" w:customStyle="1" w:styleId="SignatureLine">
+    <w:name w:val="Signature Line"/>
+    <w:basedOn w:val="Normal"/>
+    <w:pPr>
+      <w:spacing w:before="0" w:after="0" w:line="480" w:lineRule="auto"/>
+    </w:pPr>
+    <w:rPr>
+      <w:rFonts w:ascii="Arial" w:hAnsi="Arial" w:eastAsia="Arial" w:cs="Arial"/>
+      <w:b w:val="0"/>
+      <w:bCs w:val="0"/>
+      <w:i w:val="1"/>
+      <w:iCs w:val="1"/>
+      <w:sz w:val="21"/>
+      <w:szCs w:val="21"/>
+    </w:rPr>
+  </w:style>
 </w:styles>
 </file>
 

--- a/templates/Akt_11_Template.docx
+++ b/templates/Akt_11_Template.docx
@@ -1132,7 +1132,7 @@
     </w:p>
     <w:p>
       <w:pPr>
-        <w:pStyle w:val="LegalBody"/>
+        <w:pStyle w:val="SignatureLine"/>
       </w:pPr>
       <w:r>
         <w:rPr/>
@@ -1159,7 +1159,7 @@
     </w:p>
     <w:p>
       <w:pPr>
-        <w:pStyle w:val="LegalBody"/>
+        <w:pStyle w:val="SignatureLine"/>
       </w:pPr>
       <w:r>
         <w:rPr/>
@@ -1169,10 +1169,7 @@
         <w:rPr/>
       </w:r>
       <w:r>
-        <w:rPr>
-          <w:i/>
-          <w:iCs/>
-        </w:rPr>
+        <w:rPr/>
       </w:r>
     </w:p>
     <w:p>
